--- a/deliverables/03_开发与部署文档.docx
+++ b/deliverables/03_开发与部署文档.docx
@@ -26,7 +26,7 @@
           <w:color w:val="464A50"/>
           <w:sz w:val="26"/>
         </w:rPr>
-        <w:t>Evidence-to-Alpha Trading System v0.1.0</w:t>
+        <w:t>Evidence-to-Alpha v0.2.0</w:t>
       </w:r>
     </w:p>
     <w:p>
@@ -70,7 +70,7 @@
           <w:color w:val="23262B"/>
           <w:sz w:val="21"/>
         </w:rPr>
-        <w:t>v0.1.0 MVP</w:t>
+        <w:t>v0.2.0 Integration MVP</w:t>
       </w:r>
     </w:p>
     <w:p>
@@ -114,7 +114,7 @@
           <w:color w:val="23262B"/>
           <w:sz w:val="21"/>
         </w:rPr>
-        <w:t>实现候选已完成；本地发布候选待冻结</w:t>
+        <w:t>本地集成已验证；外部生产环境待授权</w:t>
       </w:r>
     </w:p>
     <w:p>
@@ -139,7 +139,16 @@
           <w:rFonts w:ascii="Calibri" w:hAnsi="Calibri" w:eastAsia="Microsoft YaHei"/>
           <w:i w:val="0"/>
         </w:rPr>
-        <w:t>采用 Python 标准库实现薄集成服务，不 fork 完整交易引擎。核心价值是证据和版本契约，而不是重新实现通用量化平台。Zipline Reloaded 可作为后续回测适配器；NautilusTrader 或 LEAN 只在真实执行评估阶段再考虑。</w:t>
+        <w:t>采用薄集成层：News Claws API -&gt; NewsAdapter -&gt; immutable EventSnapshot -&gt; EventSignal -&gt; pre-V4 Overlay -&gt; multi-factor V4 -&gt; T+1 backtest/Paper OMS -&gt; read-only API。</w:t>
+      </w:r>
+    </w:p>
+    <w:p>
+      <w:r>
+        <w:rPr>
+          <w:rFonts w:ascii="Calibri" w:hAnsi="Calibri" w:eastAsia="Microsoft YaHei"/>
+          <w:i w:val="0"/>
+        </w:rPr>
+        <w:t>事件 Alpha 必须在 V4 之前进入。换手惩罚、no-trade band、行业净敞口和优化器仍由多因子平台负责，避免双重风控或约束顺序错误。</w:t>
       </w:r>
     </w:p>
     <w:p>
@@ -147,7 +156,7 @@
         <w:pStyle w:val="Heading1"/>
       </w:pPr>
       <w:r>
-        <w:t>2. 组件与责任</w:t>
+        <w:t>2. 模块</w:t>
       </w:r>
     </w:p>
     <w:tbl>
@@ -159,15 +168,19 @@
         <w:tblInd w:w="120" w:type="dxa"/>
       </w:tblPr>
       <w:tblGrid>
-        <w:gridCol w:w="1500"/>
-        <w:gridCol w:w="4750"/>
-        <w:gridCol w:w="3110"/>
+        <w:gridCol w:w="1800"/>
+        <w:gridCol w:w="2750"/>
+        <w:gridCol w:w="4810"/>
       </w:tblGrid>
       <w:tr>
+        <w:trPr>
+          <w:cantSplit/>
+          <w:tblHeader w:val="true"/>
+        </w:trPr>
         <w:tc>
           <w:tcPr>
-            <w:tcW w:type="dxa" w:w="1500"/>
-            <w:shd w:fill="E8EEF5"/>
+            <w:tcW w:type="dxa" w:w="1800"/>
+            <w:shd w:fill="F2F4F7"/>
             <w:tcMar>
               <w:top w:w="80" w:type="dxa"/>
               <w:start w:w="120" w:type="dxa"/>
@@ -187,14 +200,41 @@
                 <w:color w:val="1F4D78"/>
                 <w:sz w:val="20"/>
               </w:rPr>
-              <w:t>组件</w:t>
+              <w:t>模块</w:t>
             </w:r>
           </w:p>
         </w:tc>
         <w:tc>
           <w:tcPr>
-            <w:tcW w:type="dxa" w:w="4750"/>
-            <w:shd w:fill="E8EEF5"/>
+            <w:tcW w:type="dxa" w:w="2750"/>
+            <w:shd w:fill="F2F4F7"/>
+            <w:tcMar>
+              <w:top w:w="80" w:type="dxa"/>
+              <w:start w:w="120" w:type="dxa"/>
+              <w:bottom w:w="80" w:type="dxa"/>
+              <w:end w:w="120" w:type="dxa"/>
+            </w:tcMar>
+            <w:vAlign w:val="center"/>
+          </w:tcPr>
+          <w:p>
+            <w:pPr>
+              <w:jc w:val="left"/>
+            </w:pPr>
+            <w:r>
+              <w:rPr>
+                <w:rFonts w:ascii="Calibri" w:hAnsi="Calibri" w:eastAsia="Microsoft YaHei"/>
+                <w:b/>
+                <w:color w:val="1F4D78"/>
+                <w:sz w:val="20"/>
+              </w:rPr>
+              <w:t>路径</w:t>
+            </w:r>
+          </w:p>
+        </w:tc>
+        <w:tc>
+          <w:tcPr>
+            <w:tcW w:type="dxa" w:w="4810"/>
+            <w:shd w:fill="F2F4F7"/>
             <w:tcMar>
               <w:top w:w="80" w:type="dxa"/>
               <w:start w:w="120" w:type="dxa"/>
@@ -218,10 +258,450 @@
             </w:r>
           </w:p>
         </w:tc>
+      </w:tr>
+      <w:tr>
+        <w:trPr>
+          <w:cantSplit/>
+        </w:trPr>
         <w:tc>
           <w:tcPr>
-            <w:tcW w:type="dxa" w:w="3110"/>
-            <w:shd w:fill="E8EEF5"/>
+            <w:tcW w:type="dxa" w:w="1800"/>
+            <w:tcMar>
+              <w:top w:w="80" w:type="dxa"/>
+              <w:start w:w="120" w:type="dxa"/>
+              <w:bottom w:w="80" w:type="dxa"/>
+              <w:end w:w="120" w:type="dxa"/>
+            </w:tcMar>
+            <w:vAlign w:val="center"/>
+          </w:tcPr>
+          <w:p>
+            <w:r>
+              <w:rPr>
+                <w:rFonts w:ascii="Calibri" w:hAnsi="Calibri" w:eastAsia="Microsoft YaHei"/>
+                <w:sz w:val="19"/>
+              </w:rPr>
+              <w:t>NewsAdapter</w:t>
+            </w:r>
+          </w:p>
+        </w:tc>
+        <w:tc>
+          <w:tcPr>
+            <w:tcW w:type="dxa" w:w="2750"/>
+            <w:tcMar>
+              <w:top w:w="80" w:type="dxa"/>
+              <w:start w:w="120" w:type="dxa"/>
+              <w:bottom w:w="80" w:type="dxa"/>
+              <w:end w:w="120" w:type="dxa"/>
+            </w:tcMar>
+            <w:vAlign w:val="center"/>
+          </w:tcPr>
+          <w:p>
+            <w:r>
+              <w:rPr>
+                <w:rFonts w:ascii="Calibri" w:hAnsi="Calibri" w:eastAsia="Microsoft YaHei"/>
+                <w:sz w:val="19"/>
+              </w:rPr>
+              <w:t>news_adapter.py</w:t>
+            </w:r>
+          </w:p>
+        </w:tc>
+        <w:tc>
+          <w:tcPr>
+            <w:tcW w:type="dxa" w:w="4810"/>
+            <w:tcMar>
+              <w:top w:w="80" w:type="dxa"/>
+              <w:start w:w="120" w:type="dxa"/>
+              <w:bottom w:w="80" w:type="dxa"/>
+              <w:end w:w="120" w:type="dxa"/>
+            </w:tcMar>
+            <w:vAlign w:val="center"/>
+          </w:tcPr>
+          <w:p>
+            <w:r>
+              <w:rPr>
+                <w:rFonts w:ascii="Calibri" w:hAnsi="Calibri" w:eastAsia="Microsoft YaHei"/>
+                <w:sz w:val="19"/>
+              </w:rPr>
+              <w:t>GET、逐版本转换、时间/synthetic 门禁、证据导出</w:t>
+            </w:r>
+          </w:p>
+        </w:tc>
+      </w:tr>
+      <w:tr>
+        <w:trPr>
+          <w:cantSplit/>
+        </w:trPr>
+        <w:tc>
+          <w:tcPr>
+            <w:tcW w:type="dxa" w:w="1800"/>
+            <w:tcMar>
+              <w:top w:w="80" w:type="dxa"/>
+              <w:start w:w="120" w:type="dxa"/>
+              <w:bottom w:w="80" w:type="dxa"/>
+              <w:end w:w="120" w:type="dxa"/>
+            </w:tcMar>
+            <w:vAlign w:val="center"/>
+          </w:tcPr>
+          <w:p>
+            <w:r>
+              <w:rPr>
+                <w:rFonts w:ascii="Calibri" w:hAnsi="Calibri" w:eastAsia="Microsoft YaHei"/>
+                <w:sz w:val="19"/>
+              </w:rPr>
+              <w:t>MultiFactorAdapter</w:t>
+            </w:r>
+          </w:p>
+        </w:tc>
+        <w:tc>
+          <w:tcPr>
+            <w:tcW w:type="dxa" w:w="2750"/>
+            <w:tcMar>
+              <w:top w:w="80" w:type="dxa"/>
+              <w:start w:w="120" w:type="dxa"/>
+              <w:bottom w:w="80" w:type="dxa"/>
+              <w:end w:w="120" w:type="dxa"/>
+            </w:tcMar>
+            <w:vAlign w:val="center"/>
+          </w:tcPr>
+          <w:p>
+            <w:r>
+              <w:rPr>
+                <w:rFonts w:ascii="Calibri" w:hAnsi="Calibri" w:eastAsia="Microsoft YaHei"/>
+                <w:sz w:val="19"/>
+              </w:rPr>
+              <w:t>multifactor_adapter.py</w:t>
+            </w:r>
+          </w:p>
+        </w:tc>
+        <w:tc>
+          <w:tcPr>
+            <w:tcW w:type="dxa" w:w="4810"/>
+            <w:tcMar>
+              <w:top w:w="80" w:type="dxa"/>
+              <w:start w:w="120" w:type="dxa"/>
+              <w:bottom w:w="80" w:type="dxa"/>
+              <w:end w:w="120" w:type="dxa"/>
+            </w:tcMar>
+            <w:vAlign w:val="center"/>
+          </w:tcPr>
+          <w:p>
+            <w:r>
+              <w:rPr>
+                <w:rFonts w:ascii="Calibri" w:hAnsi="Calibri" w:eastAsia="Microsoft YaHei"/>
+                <w:sz w:val="19"/>
+              </w:rPr>
+              <w:t>CSV/Parquet、宽/长表、sector、V4 cache</w:t>
+            </w:r>
+          </w:p>
+        </w:tc>
+      </w:tr>
+      <w:tr>
+        <w:trPr>
+          <w:cantSplit/>
+        </w:trPr>
+        <w:tc>
+          <w:tcPr>
+            <w:tcW w:type="dxa" w:w="1800"/>
+            <w:tcMar>
+              <w:top w:w="80" w:type="dxa"/>
+              <w:start w:w="120" w:type="dxa"/>
+              <w:bottom w:w="80" w:type="dxa"/>
+              <w:end w:w="120" w:type="dxa"/>
+            </w:tcMar>
+            <w:vAlign w:val="center"/>
+          </w:tcPr>
+          <w:p>
+            <w:r>
+              <w:rPr>
+                <w:rFonts w:ascii="Calibri" w:hAnsi="Calibri" w:eastAsia="Microsoft YaHei"/>
+                <w:sz w:val="19"/>
+              </w:rPr>
+              <w:t>Integration</w:t>
+            </w:r>
+          </w:p>
+        </w:tc>
+        <w:tc>
+          <w:tcPr>
+            <w:tcW w:type="dxa" w:w="2750"/>
+            <w:tcMar>
+              <w:top w:w="80" w:type="dxa"/>
+              <w:start w:w="120" w:type="dxa"/>
+              <w:bottom w:w="80" w:type="dxa"/>
+              <w:end w:w="120" w:type="dxa"/>
+            </w:tcMar>
+            <w:vAlign w:val="center"/>
+          </w:tcPr>
+          <w:p>
+            <w:r>
+              <w:rPr>
+                <w:rFonts w:ascii="Calibri" w:hAnsi="Calibri" w:eastAsia="Microsoft YaHei"/>
+                <w:sz w:val="19"/>
+              </w:rPr>
+              <w:t>integration.py</w:t>
+            </w:r>
+          </w:p>
+        </w:tc>
+        <w:tc>
+          <w:tcPr>
+            <w:tcW w:type="dxa" w:w="4810"/>
+            <w:tcMar>
+              <w:top w:w="80" w:type="dxa"/>
+              <w:start w:w="120" w:type="dxa"/>
+              <w:bottom w:w="80" w:type="dxa"/>
+              <w:end w:w="120" w:type="dxa"/>
+            </w:tcMar>
+            <w:vAlign w:val="center"/>
+          </w:tcPr>
+          <w:p>
+            <w:r>
+              <w:rPr>
+                <w:rFonts w:ascii="Calibri" w:hAnsi="Calibri" w:eastAsia="Microsoft YaHei"/>
+                <w:sz w:val="19"/>
+              </w:rPr>
+              <w:t>重叠、三路组合、预 V4、外部验证、Paper OMS</w:t>
+            </w:r>
+          </w:p>
+        </w:tc>
+      </w:tr>
+      <w:tr>
+        <w:trPr>
+          <w:cantSplit/>
+        </w:trPr>
+        <w:tc>
+          <w:tcPr>
+            <w:tcW w:type="dxa" w:w="1800"/>
+            <w:tcMar>
+              <w:top w:w="80" w:type="dxa"/>
+              <w:start w:w="120" w:type="dxa"/>
+              <w:bottom w:w="80" w:type="dxa"/>
+              <w:end w:w="120" w:type="dxa"/>
+            </w:tcMar>
+            <w:vAlign w:val="center"/>
+          </w:tcPr>
+          <w:p>
+            <w:r>
+              <w:rPr>
+                <w:rFonts w:ascii="Calibri" w:hAnsi="Calibri" w:eastAsia="Microsoft YaHei"/>
+                <w:sz w:val="19"/>
+              </w:rPr>
+              <w:t>Contracts/Models</w:t>
+            </w:r>
+          </w:p>
+        </w:tc>
+        <w:tc>
+          <w:tcPr>
+            <w:tcW w:type="dxa" w:w="2750"/>
+            <w:tcMar>
+              <w:top w:w="80" w:type="dxa"/>
+              <w:start w:w="120" w:type="dxa"/>
+              <w:bottom w:w="80" w:type="dxa"/>
+              <w:end w:w="120" w:type="dxa"/>
+            </w:tcMar>
+            <w:vAlign w:val="center"/>
+          </w:tcPr>
+          <w:p>
+            <w:r>
+              <w:rPr>
+                <w:rFonts w:ascii="Calibri" w:hAnsi="Calibri" w:eastAsia="Microsoft YaHei"/>
+                <w:sz w:val="19"/>
+              </w:rPr>
+              <w:t>contracts.py / models.py</w:t>
+            </w:r>
+          </w:p>
+        </w:tc>
+        <w:tc>
+          <w:tcPr>
+            <w:tcW w:type="dxa" w:w="4810"/>
+            <w:tcMar>
+              <w:top w:w="80" w:type="dxa"/>
+              <w:start w:w="120" w:type="dxa"/>
+              <w:bottom w:w="80" w:type="dxa"/>
+              <w:end w:w="120" w:type="dxa"/>
+            </w:tcMar>
+            <w:vAlign w:val="center"/>
+          </w:tcPr>
+          <w:p>
+            <w:r>
+              <w:rPr>
+                <w:rFonts w:ascii="Calibri" w:hAnsi="Calibri" w:eastAsia="Microsoft YaHei"/>
+                <w:sz w:val="19"/>
+              </w:rPr>
+              <w:t>事件、证据、价格、权重类型与校验</w:t>
+            </w:r>
+          </w:p>
+        </w:tc>
+      </w:tr>
+      <w:tr>
+        <w:trPr>
+          <w:cantSplit/>
+        </w:trPr>
+        <w:tc>
+          <w:tcPr>
+            <w:tcW w:type="dxa" w:w="1800"/>
+            <w:tcMar>
+              <w:top w:w="80" w:type="dxa"/>
+              <w:start w:w="120" w:type="dxa"/>
+              <w:bottom w:w="80" w:type="dxa"/>
+              <w:end w:w="120" w:type="dxa"/>
+            </w:tcMar>
+            <w:vAlign w:val="center"/>
+          </w:tcPr>
+          <w:p>
+            <w:r>
+              <w:rPr>
+                <w:rFonts w:ascii="Calibri" w:hAnsi="Calibri" w:eastAsia="Microsoft YaHei"/>
+                <w:sz w:val="19"/>
+              </w:rPr>
+              <w:t>Signals</w:t>
+            </w:r>
+          </w:p>
+        </w:tc>
+        <w:tc>
+          <w:tcPr>
+            <w:tcW w:type="dxa" w:w="2750"/>
+            <w:tcMar>
+              <w:top w:w="80" w:type="dxa"/>
+              <w:start w:w="120" w:type="dxa"/>
+              <w:bottom w:w="80" w:type="dxa"/>
+              <w:end w:w="120" w:type="dxa"/>
+            </w:tcMar>
+            <w:vAlign w:val="center"/>
+          </w:tcPr>
+          <w:p>
+            <w:r>
+              <w:rPr>
+                <w:rFonts w:ascii="Calibri" w:hAnsi="Calibri" w:eastAsia="Microsoft YaHei"/>
+                <w:sz w:val="19"/>
+              </w:rPr>
+              <w:t>signals.py</w:t>
+            </w:r>
+          </w:p>
+        </w:tc>
+        <w:tc>
+          <w:tcPr>
+            <w:tcW w:type="dxa" w:w="4810"/>
+            <w:tcMar>
+              <w:top w:w="80" w:type="dxa"/>
+              <w:start w:w="120" w:type="dxa"/>
+              <w:bottom w:w="80" w:type="dxa"/>
+              <w:end w:w="120" w:type="dxa"/>
+            </w:tcMar>
+            <w:vAlign w:val="center"/>
+          </w:tcPr>
+          <w:p>
+            <w:r>
+              <w:rPr>
+                <w:rFonts w:ascii="Calibri" w:hAnsi="Calibri" w:eastAsia="Microsoft YaHei"/>
+                <w:sz w:val="19"/>
+              </w:rPr>
+              <w:t>门控、衰减和 lineage</w:t>
+            </w:r>
+          </w:p>
+        </w:tc>
+      </w:tr>
+      <w:tr>
+        <w:trPr>
+          <w:cantSplit/>
+        </w:trPr>
+        <w:tc>
+          <w:tcPr>
+            <w:tcW w:type="dxa" w:w="1800"/>
+            <w:tcMar>
+              <w:top w:w="80" w:type="dxa"/>
+              <w:start w:w="120" w:type="dxa"/>
+              <w:bottom w:w="80" w:type="dxa"/>
+              <w:end w:w="120" w:type="dxa"/>
+            </w:tcMar>
+            <w:vAlign w:val="center"/>
+          </w:tcPr>
+          <w:p>
+            <w:r>
+              <w:rPr>
+                <w:rFonts w:ascii="Calibri" w:hAnsi="Calibri" w:eastAsia="Microsoft YaHei"/>
+                <w:sz w:val="19"/>
+              </w:rPr>
+              <w:t>API/CLI</w:t>
+            </w:r>
+          </w:p>
+        </w:tc>
+        <w:tc>
+          <w:tcPr>
+            <w:tcW w:type="dxa" w:w="2750"/>
+            <w:tcMar>
+              <w:top w:w="80" w:type="dxa"/>
+              <w:start w:w="120" w:type="dxa"/>
+              <w:bottom w:w="80" w:type="dxa"/>
+              <w:end w:w="120" w:type="dxa"/>
+            </w:tcMar>
+            <w:vAlign w:val="center"/>
+          </w:tcPr>
+          <w:p>
+            <w:r>
+              <w:rPr>
+                <w:rFonts w:ascii="Calibri" w:hAnsi="Calibri" w:eastAsia="Microsoft YaHei"/>
+                <w:sz w:val="19"/>
+              </w:rPr>
+              <w:t>api.py / cli.py</w:t>
+            </w:r>
+          </w:p>
+        </w:tc>
+        <w:tc>
+          <w:tcPr>
+            <w:tcW w:type="dxa" w:w="4810"/>
+            <w:tcMar>
+              <w:top w:w="80" w:type="dxa"/>
+              <w:start w:w="120" w:type="dxa"/>
+              <w:bottom w:w="80" w:type="dxa"/>
+              <w:end w:w="120" w:type="dxa"/>
+            </w:tcMar>
+            <w:vAlign w:val="center"/>
+          </w:tcPr>
+          <w:p>
+            <w:r>
+              <w:rPr>
+                <w:rFonts w:ascii="Calibri" w:hAnsi="Calibri" w:eastAsia="Microsoft YaHei"/>
+                <w:sz w:val="19"/>
+              </w:rPr>
+              <w:t>只读 artifact 服务和可复现命令</w:t>
+            </w:r>
+          </w:p>
+        </w:tc>
+      </w:tr>
+    </w:tbl>
+    <w:p>
+      <w:pPr>
+        <w:spacing w:after="40"/>
+      </w:pPr>
+    </w:p>
+    <w:p>
+      <w:pPr>
+        <w:pStyle w:val="Heading1"/>
+      </w:pPr>
+      <w:r>
+        <w:t>3. 新闻 API 契约</w:t>
+      </w:r>
+    </w:p>
+    <w:tbl>
+      <w:tblPr>
+        <w:tblStyle w:val="TableGrid"/>
+        <w:tblW w:type="dxa" w:w="9360"/>
+        <w:tblLayout w:type="fixed"/>
+        <w:tblLook w:firstColumn="1" w:firstRow="1" w:lastColumn="0" w:lastRow="0" w:noHBand="0" w:noVBand="1" w:val="04A0"/>
+        <w:tblInd w:w="120" w:type="dxa"/>
+      </w:tblPr>
+      <w:tblGrid>
+        <w:gridCol w:w="4000"/>
+        <w:gridCol w:w="5360"/>
+      </w:tblGrid>
+      <w:tr>
+        <w:trPr>
+          <w:cantSplit/>
+          <w:tblHeader w:val="true"/>
+        </w:trPr>
+        <w:tc>
+          <w:tcPr>
+            <w:tcW w:type="dxa" w:w="4000"/>
+            <w:shd w:fill="F2F4F7"/>
             <w:tcMar>
               <w:top w:w="80" w:type="dxa"/>
               <w:start w:w="120" w:type="dxa"/>
@@ -241,18 +721,45 @@
                 <w:color w:val="1F4D78"/>
                 <w:sz w:val="20"/>
               </w:rPr>
-              <w:t>关键证据</w:t>
+              <w:t>端点</w:t>
             </w:r>
           </w:p>
         </w:tc>
-        <w:trPr>
-          <w:tblHeader/>
-        </w:trPr>
+        <w:tc>
+          <w:tcPr>
+            <w:tcW w:type="dxa" w:w="5360"/>
+            <w:shd w:fill="F2F4F7"/>
+            <w:tcMar>
+              <w:top w:w="80" w:type="dxa"/>
+              <w:start w:w="120" w:type="dxa"/>
+              <w:bottom w:w="80" w:type="dxa"/>
+              <w:end w:w="120" w:type="dxa"/>
+            </w:tcMar>
+            <w:vAlign w:val="center"/>
+          </w:tcPr>
+          <w:p>
+            <w:pPr>
+              <w:jc w:val="left"/>
+            </w:pPr>
+            <w:r>
+              <w:rPr>
+                <w:rFonts w:ascii="Calibri" w:hAnsi="Calibri" w:eastAsia="Microsoft YaHei"/>
+                <w:b/>
+                <w:color w:val="1F4D78"/>
+                <w:sz w:val="20"/>
+              </w:rPr>
+              <w:t>用途</w:t>
+            </w:r>
+          </w:p>
+        </w:tc>
       </w:tr>
       <w:tr>
+        <w:trPr>
+          <w:cantSplit/>
+        </w:trPr>
         <w:tc>
           <w:tcPr>
-            <w:tcW w:type="dxa" w:w="1500"/>
+            <w:tcW w:type="dxa" w:w="4000"/>
             <w:tcMar>
               <w:top w:w="80" w:type="dxa"/>
               <w:start w:w="120" w:type="dxa"/>
@@ -267,13 +774,13 @@
                 <w:rFonts w:ascii="Calibri" w:hAnsi="Calibri" w:eastAsia="Microsoft YaHei"/>
                 <w:sz w:val="19"/>
               </w:rPr>
-              <w:t>contracts</w:t>
+              <w:t>GET /api/v1/events</w:t>
             </w:r>
           </w:p>
         </w:tc>
         <w:tc>
           <w:tcPr>
-            <w:tcW w:type="dxa" w:w="4750"/>
+            <w:tcW w:type="dxa" w:w="5360"/>
             <w:tcMar>
               <w:top w:w="80" w:type="dxa"/>
               <w:start w:w="120" w:type="dxa"/>
@@ -288,13 +795,18 @@
                 <w:rFonts w:ascii="Calibri" w:hAnsi="Calibri" w:eastAsia="Microsoft YaHei"/>
                 <w:sz w:val="19"/>
               </w:rPr>
-              <w:t>解析并验证事件、证据、映射、行情和权重</w:t>
+              <w:t>分页事件列表</w:t>
             </w:r>
           </w:p>
         </w:tc>
+      </w:tr>
+      <w:tr>
+        <w:trPr>
+          <w:cantSplit/>
+        </w:trPr>
         <w:tc>
           <w:tcPr>
-            <w:tcW w:type="dxa" w:w="3110"/>
+            <w:tcW w:type="dxa" w:w="4000"/>
             <w:tcMar>
               <w:top w:w="80" w:type="dxa"/>
               <w:start w:w="120" w:type="dxa"/>
@@ -309,15 +821,13 @@
                 <w:rFonts w:ascii="Calibri" w:hAnsi="Calibri" w:eastAsia="Microsoft YaHei"/>
                 <w:sz w:val="19"/>
               </w:rPr>
-              <w:t>时间字段、版本、输入摘要</w:t>
+              <w:t>GET /api/v1/events/{id}/timeline</w:t>
             </w:r>
           </w:p>
         </w:tc>
-      </w:tr>
-      <w:tr>
         <w:tc>
           <w:tcPr>
-            <w:tcW w:type="dxa" w:w="1500"/>
+            <w:tcW w:type="dxa" w:w="5360"/>
             <w:tcMar>
               <w:top w:w="80" w:type="dxa"/>
               <w:start w:w="120" w:type="dxa"/>
@@ -332,13 +842,18 @@
                 <w:rFonts w:ascii="Calibri" w:hAnsi="Calibri" w:eastAsia="Microsoft YaHei"/>
                 <w:sz w:val="19"/>
               </w:rPr>
-              <w:t>store</w:t>
+              <w:t>全部 version 编号与版本元数据</w:t>
             </w:r>
           </w:p>
         </w:tc>
+      </w:tr>
+      <w:tr>
+        <w:trPr>
+          <w:cantSplit/>
+        </w:trPr>
         <w:tc>
           <w:tcPr>
-            <w:tcW w:type="dxa" w:w="4750"/>
+            <w:tcW w:type="dxa" w:w="4000"/>
             <w:tcMar>
               <w:top w:w="80" w:type="dxa"/>
               <w:start w:w="120" w:type="dxa"/>
@@ -353,13 +868,13 @@
                 <w:rFonts w:ascii="Calibri" w:hAnsi="Calibri" w:eastAsia="Microsoft YaHei"/>
                 <w:sz w:val="19"/>
               </w:rPr>
-              <w:t>SQLite 事件版本和运行账本</w:t>
+              <w:t>GET /api/v1/events/{id}?version=N</w:t>
             </w:r>
           </w:p>
         </w:tc>
         <w:tc>
           <w:tcPr>
-            <w:tcW w:type="dxa" w:w="3110"/>
+            <w:tcW w:type="dxa" w:w="5360"/>
             <w:tcMar>
               <w:top w:w="80" w:type="dxa"/>
               <w:start w:w="120" w:type="dxa"/>
@@ -374,15 +889,176 @@
                 <w:rFonts w:ascii="Calibri" w:hAnsi="Calibri" w:eastAsia="Microsoft YaHei"/>
                 <w:sz w:val="19"/>
               </w:rPr>
-              <w:t>不可变键、run_id、artifact</w:t>
+              <w:t>版本对应 claims、evidence、impacts 和 articles</w:t>
+            </w:r>
+          </w:p>
+        </w:tc>
+      </w:tr>
+    </w:tbl>
+    <w:p>
+      <w:pPr>
+        <w:spacing w:after="40"/>
+      </w:pPr>
+    </w:p>
+    <w:p>
+      <w:pPr>
+        <w:pStyle w:val="ListBullet"/>
+      </w:pPr>
+      <w:r>
+        <w:rPr>
+          <w:rFonts w:ascii="Calibri" w:hAnsi="Calibri" w:eastAsia="Microsoft YaHei"/>
+        </w:rPr>
+        <w:t>只接受 data_version v1；缺少 data envelope 失败。</w:t>
+      </w:r>
+    </w:p>
+    <w:p>
+      <w:pPr>
+        <w:pStyle w:val="ListBullet"/>
+      </w:pPr>
+      <w:r>
+        <w:rPr>
+          <w:rFonts w:ascii="Calibri" w:hAnsi="Calibri" w:eastAsia="Microsoft YaHei"/>
+        </w:rPr>
+        <w:t>published_at 为相关证据文章最早发布时间。</w:t>
+      </w:r>
+    </w:p>
+    <w:p>
+      <w:pPr>
+        <w:pStyle w:val="ListBullet"/>
+      </w:pPr>
+      <w:r>
+        <w:rPr>
+          <w:rFonts w:ascii="Calibri" w:hAnsi="Calibri" w:eastAsia="Microsoft YaHei"/>
+        </w:rPr>
+        <w:t>observed_at 为相关 published/discovered/version.created 的最大值。</w:t>
+      </w:r>
+    </w:p>
+    <w:p>
+      <w:pPr>
+        <w:pStyle w:val="ListBullet"/>
+      </w:pPr>
+      <w:r>
+        <w:rPr>
+          <w:rFonts w:ascii="Calibri" w:hAnsi="Calibri" w:eastAsia="Microsoft YaHei"/>
+        </w:rPr>
+        <w:t>Synthetic metadata 或 license 默认触发失败关闭。</w:t>
+      </w:r>
+    </w:p>
+    <w:p>
+      <w:pPr>
+        <w:pStyle w:val="Heading1"/>
+      </w:pPr>
+      <w:r>
+        <w:t>4. 多因子契约</w:t>
+      </w:r>
+    </w:p>
+    <w:tbl>
+      <w:tblPr>
+        <w:tblStyle w:val="TableGrid"/>
+        <w:tblW w:type="dxa" w:w="9360"/>
+        <w:tblLayout w:type="fixed"/>
+        <w:tblLook w:firstColumn="1" w:firstRow="1" w:lastColumn="0" w:lastRow="0" w:noHBand="0" w:noVBand="1" w:val="04A0"/>
+        <w:tblInd w:w="120" w:type="dxa"/>
+      </w:tblPr>
+      <w:tblGrid>
+        <w:gridCol w:w="1900"/>
+        <w:gridCol w:w="2950"/>
+        <w:gridCol w:w="4510"/>
+      </w:tblGrid>
+      <w:tr>
+        <w:trPr>
+          <w:cantSplit/>
+          <w:tblHeader w:val="true"/>
+        </w:trPr>
+        <w:tc>
+          <w:tcPr>
+            <w:tcW w:type="dxa" w:w="1900"/>
+            <w:shd w:fill="F2F4F7"/>
+            <w:tcMar>
+              <w:top w:w="80" w:type="dxa"/>
+              <w:start w:w="120" w:type="dxa"/>
+              <w:bottom w:w="80" w:type="dxa"/>
+              <w:end w:w="120" w:type="dxa"/>
+            </w:tcMar>
+            <w:vAlign w:val="center"/>
+          </w:tcPr>
+          <w:p>
+            <w:pPr>
+              <w:jc w:val="left"/>
+            </w:pPr>
+            <w:r>
+              <w:rPr>
+                <w:rFonts w:ascii="Calibri" w:hAnsi="Calibri" w:eastAsia="Microsoft YaHei"/>
+                <w:b/>
+                <w:color w:val="1F4D78"/>
+                <w:sz w:val="20"/>
+              </w:rPr>
+              <w:t>输入/输出</w:t>
+            </w:r>
+          </w:p>
+        </w:tc>
+        <w:tc>
+          <w:tcPr>
+            <w:tcW w:type="dxa" w:w="2950"/>
+            <w:shd w:fill="F2F4F7"/>
+            <w:tcMar>
+              <w:top w:w="80" w:type="dxa"/>
+              <w:start w:w="120" w:type="dxa"/>
+              <w:bottom w:w="80" w:type="dxa"/>
+              <w:end w:w="120" w:type="dxa"/>
+            </w:tcMar>
+            <w:vAlign w:val="center"/>
+          </w:tcPr>
+          <w:p>
+            <w:pPr>
+              <w:jc w:val="left"/>
+            </w:pPr>
+            <w:r>
+              <w:rPr>
+                <w:rFonts w:ascii="Calibri" w:hAnsi="Calibri" w:eastAsia="Microsoft YaHei"/>
+                <w:b/>
+                <w:color w:val="1F4D78"/>
+                <w:sz w:val="20"/>
+              </w:rPr>
+              <w:t>支持格式</w:t>
+            </w:r>
+          </w:p>
+        </w:tc>
+        <w:tc>
+          <w:tcPr>
+            <w:tcW w:type="dxa" w:w="4510"/>
+            <w:shd w:fill="F2F4F7"/>
+            <w:tcMar>
+              <w:top w:w="80" w:type="dxa"/>
+              <w:start w:w="120" w:type="dxa"/>
+              <w:bottom w:w="80" w:type="dxa"/>
+              <w:end w:w="120" w:type="dxa"/>
+            </w:tcMar>
+            <w:vAlign w:val="center"/>
+          </w:tcPr>
+          <w:p>
+            <w:pPr>
+              <w:jc w:val="left"/>
+            </w:pPr>
+            <w:r>
+              <w:rPr>
+                <w:rFonts w:ascii="Calibri" w:hAnsi="Calibri" w:eastAsia="Microsoft YaHei"/>
+                <w:b/>
+                <w:color w:val="1F4D78"/>
+                <w:sz w:val="20"/>
+              </w:rPr>
+              <w:t>关键字段</w:t>
             </w:r>
           </w:p>
         </w:tc>
       </w:tr>
       <w:tr>
+        <w:trPr>
+          <w:cantSplit/>
+        </w:trPr>
         <w:tc>
           <w:tcPr>
-            <w:tcW w:type="dxa" w:w="1500"/>
+            <w:tcW w:type="dxa" w:w="1900"/>
             <w:tcMar>
               <w:top w:w="80" w:type="dxa"/>
               <w:start w:w="120" w:type="dxa"/>
@@ -397,13 +1073,13 @@
                 <w:rFonts w:ascii="Calibri" w:hAnsi="Calibri" w:eastAsia="Microsoft YaHei"/>
                 <w:sz w:val="19"/>
               </w:rPr>
-              <w:t>signals</w:t>
+              <w:t>权重</w:t>
             </w:r>
           </w:p>
         </w:tc>
         <w:tc>
           <w:tcPr>
-            <w:tcW w:type="dxa" w:w="4750"/>
+            <w:tcW w:type="dxa" w:w="2950"/>
             <w:tcMar>
               <w:top w:w="80" w:type="dxa"/>
               <w:start w:w="120" w:type="dxa"/>
@@ -418,13 +1094,13 @@
                 <w:rFonts w:ascii="Calibri" w:hAnsi="Calibri" w:eastAsia="Microsoft YaHei"/>
                 <w:sz w:val="19"/>
               </w:rPr>
-              <w:t>门控、衰减、配置哈希、逐条 lineage</w:t>
+              <w:t>CSV/Parquet；长表或宽表</w:t>
             </w:r>
           </w:p>
         </w:tc>
         <w:tc>
           <w:tcPr>
-            <w:tcW w:type="dxa" w:w="3110"/>
+            <w:tcW w:type="dxa" w:w="4510"/>
             <w:tcMar>
               <w:top w:w="80" w:type="dxa"/>
               <w:start w:w="120" w:type="dxa"/>
@@ -439,15 +1115,18 @@
                 <w:rFonts w:ascii="Calibri" w:hAnsi="Calibri" w:eastAsia="Microsoft YaHei"/>
                 <w:sz w:val="19"/>
               </w:rPr>
-              <w:t>signal_id、event_ref、evidence_id</w:t>
+              <w:t>date,ticker,weight 或 date + ticker columns</w:t>
             </w:r>
           </w:p>
         </w:tc>
       </w:tr>
       <w:tr>
+        <w:trPr>
+          <w:cantSplit/>
+        </w:trPr>
         <w:tc>
           <w:tcPr>
-            <w:tcW w:type="dxa" w:w="1500"/>
+            <w:tcW w:type="dxa" w:w="1900"/>
             <w:tcMar>
               <w:top w:w="80" w:type="dxa"/>
               <w:start w:w="120" w:type="dxa"/>
@@ -462,13 +1141,13 @@
                 <w:rFonts w:ascii="Calibri" w:hAnsi="Calibri" w:eastAsia="Microsoft YaHei"/>
                 <w:sz w:val="19"/>
               </w:rPr>
-              <w:t>study</w:t>
+              <w:t>行情</w:t>
             </w:r>
           </w:p>
         </w:tc>
         <w:tc>
           <w:tcPr>
-            <w:tcW w:type="dxa" w:w="4750"/>
+            <w:tcW w:type="dxa" w:w="2950"/>
             <w:tcMar>
               <w:top w:w="80" w:type="dxa"/>
               <w:start w:w="120" w:type="dxa"/>
@@ -483,13 +1162,13 @@
                 <w:rFonts w:ascii="Calibri" w:hAnsi="Calibri" w:eastAsia="Microsoft YaHei"/>
                 <w:sz w:val="19"/>
               </w:rPr>
-              <w:t>1/3/5/20 日异常收益</w:t>
+              <w:t>CSV/Parquet；长表或宽表</w:t>
             </w:r>
           </w:p>
         </w:tc>
         <w:tc>
           <w:tcPr>
-            <w:tcW w:type="dxa" w:w="3110"/>
+            <w:tcW w:type="dxa" w:w="4510"/>
             <w:tcMar>
               <w:top w:w="80" w:type="dxa"/>
               <w:start w:w="120" w:type="dxa"/>
@@ -504,15 +1183,18 @@
                 <w:rFonts w:ascii="Calibri" w:hAnsi="Calibri" w:eastAsia="Microsoft YaHei"/>
                 <w:sz w:val="19"/>
               </w:rPr>
-              <w:t>窗口状态、基准收益</w:t>
+              <w:t>date,ticker,adj_close 或 date + ticker columns</w:t>
             </w:r>
           </w:p>
         </w:tc>
       </w:tr>
       <w:tr>
+        <w:trPr>
+          <w:cantSplit/>
+        </w:trPr>
         <w:tc>
           <w:tcPr>
-            <w:tcW w:type="dxa" w:w="1500"/>
+            <w:tcW w:type="dxa" w:w="1900"/>
             <w:tcMar>
               <w:top w:w="80" w:type="dxa"/>
               <w:start w:w="120" w:type="dxa"/>
@@ -527,13 +1209,13 @@
                 <w:rFonts w:ascii="Calibri" w:hAnsi="Calibri" w:eastAsia="Microsoft YaHei"/>
                 <w:sz w:val="19"/>
               </w:rPr>
-              <w:t>portfolio</w:t>
+              <w:t>行业</w:t>
             </w:r>
           </w:p>
         </w:tc>
         <w:tc>
           <w:tcPr>
-            <w:tcW w:type="dxa" w:w="4750"/>
+            <w:tcW w:type="dxa" w:w="2950"/>
             <w:tcMar>
               <w:top w:w="80" w:type="dxa"/>
               <w:start w:w="120" w:type="dxa"/>
@@ -548,13 +1230,13 @@
                 <w:rFonts w:ascii="Calibri" w:hAnsi="Calibri" w:eastAsia="Microsoft YaHei"/>
                 <w:sz w:val="19"/>
               </w:rPr>
-              <w:t>基线、事件、overlay 和约束</w:t>
+              <w:t>CSV</w:t>
             </w:r>
           </w:p>
         </w:tc>
         <w:tc>
           <w:tcPr>
-            <w:tcW w:type="dxa" w:w="3110"/>
+            <w:tcW w:type="dxa" w:w="4510"/>
             <w:tcMar>
               <w:top w:w="80" w:type="dxa"/>
               <w:start w:w="120" w:type="dxa"/>
@@ -569,15 +1251,18 @@
                 <w:rFonts w:ascii="Calibri" w:hAnsi="Calibri" w:eastAsia="Microsoft YaHei"/>
                 <w:sz w:val="19"/>
               </w:rPr>
-              <w:t>权重和、单票、换手</w:t>
+              <w:t>symbol/ticker,sector</w:t>
             </w:r>
           </w:p>
         </w:tc>
       </w:tr>
       <w:tr>
+        <w:trPr>
+          <w:cantSplit/>
+        </w:trPr>
         <w:tc>
           <w:tcPr>
-            <w:tcW w:type="dxa" w:w="1500"/>
+            <w:tcW w:type="dxa" w:w="1900"/>
             <w:tcMar>
               <w:top w:w="80" w:type="dxa"/>
               <w:start w:w="120" w:type="dxa"/>
@@ -592,13 +1277,13 @@
                 <w:rFonts w:ascii="Calibri" w:hAnsi="Calibri" w:eastAsia="Microsoft YaHei"/>
                 <w:sz w:val="19"/>
               </w:rPr>
-              <w:t>oms</w:t>
+              <w:t>V4 cache</w:t>
             </w:r>
           </w:p>
         </w:tc>
         <w:tc>
           <w:tcPr>
-            <w:tcW w:type="dxa" w:w="4750"/>
+            <w:tcW w:type="dxa" w:w="2950"/>
             <w:tcMar>
               <w:top w:w="80" w:type="dxa"/>
               <w:start w:w="120" w:type="dxa"/>
@@ -613,13 +1298,13 @@
                 <w:rFonts w:ascii="Calibri" w:hAnsi="Calibri" w:eastAsia="Microsoft YaHei"/>
                 <w:sz w:val="19"/>
               </w:rPr>
-              <w:t>T+1 订单、滑点、手续费、持仓与闭合</w:t>
+              <w:t>Parquet + CSV</w:t>
             </w:r>
           </w:p>
         </w:tc>
         <w:tc>
           <w:tcPr>
-            <w:tcW w:type="dxa" w:w="3110"/>
+            <w:tcW w:type="dxa" w:w="4510"/>
             <w:tcMar>
               <w:top w:w="80" w:type="dxa"/>
               <w:start w:w="120" w:type="dxa"/>
@@ -634,137 +1319,7 @@
                 <w:rFonts w:ascii="Calibri" w:hAnsi="Calibri" w:eastAsia="Microsoft YaHei"/>
                 <w:sz w:val="19"/>
               </w:rPr>
-              <w:t>order、fill、reconciliation</w:t>
-            </w:r>
-          </w:p>
-        </w:tc>
-      </w:tr>
-      <w:tr>
-        <w:tc>
-          <w:tcPr>
-            <w:tcW w:type="dxa" w:w="1500"/>
-            <w:tcMar>
-              <w:top w:w="80" w:type="dxa"/>
-              <w:start w:w="120" w:type="dxa"/>
-              <w:bottom w:w="80" w:type="dxa"/>
-              <w:end w:w="120" w:type="dxa"/>
-            </w:tcMar>
-            <w:vAlign w:val="center"/>
-          </w:tcPr>
-          <w:p>
-            <w:r>
-              <w:rPr>
-                <w:rFonts w:ascii="Calibri" w:hAnsi="Calibri" w:eastAsia="Microsoft YaHei"/>
-                <w:sz w:val="19"/>
-              </w:rPr>
-              <w:t>validation</w:t>
-            </w:r>
-          </w:p>
-        </w:tc>
-        <w:tc>
-          <w:tcPr>
-            <w:tcW w:type="dxa" w:w="4750"/>
-            <w:tcMar>
-              <w:top w:w="80" w:type="dxa"/>
-              <w:start w:w="120" w:type="dxa"/>
-              <w:bottom w:w="80" w:type="dxa"/>
-              <w:end w:w="120" w:type="dxa"/>
-            </w:tcMar>
-            <w:vAlign w:val="center"/>
-          </w:tcPr>
-          <w:p>
-            <w:r>
-              <w:rPr>
-                <w:rFonts w:ascii="Calibri" w:hAnsi="Calibri" w:eastAsia="Microsoft YaHei"/>
-                <w:sz w:val="19"/>
-              </w:rPr>
-              <w:t>泄漏、证据、压力和结论门禁</w:t>
-            </w:r>
-          </w:p>
-        </w:tc>
-        <w:tc>
-          <w:tcPr>
-            <w:tcW w:type="dxa" w:w="3110"/>
-            <w:tcMar>
-              <w:top w:w="80" w:type="dxa"/>
-              <w:start w:w="120" w:type="dxa"/>
-              <w:bottom w:w="80" w:type="dxa"/>
-              <w:end w:w="120" w:type="dxa"/>
-            </w:tcMar>
-            <w:vAlign w:val="center"/>
-          </w:tcPr>
-          <w:p>
-            <w:r>
-              <w:rPr>
-                <w:rFonts w:ascii="Calibri" w:hAnsi="Calibri" w:eastAsia="Microsoft YaHei"/>
-                <w:sz w:val="19"/>
-              </w:rPr>
-              <w:t>audit.json</w:t>
-            </w:r>
-          </w:p>
-        </w:tc>
-      </w:tr>
-      <w:tr>
-        <w:tc>
-          <w:tcPr>
-            <w:tcW w:type="dxa" w:w="1500"/>
-            <w:tcMar>
-              <w:top w:w="80" w:type="dxa"/>
-              <w:start w:w="120" w:type="dxa"/>
-              <w:bottom w:w="80" w:type="dxa"/>
-              <w:end w:w="120" w:type="dxa"/>
-            </w:tcMar>
-            <w:vAlign w:val="center"/>
-          </w:tcPr>
-          <w:p>
-            <w:r>
-              <w:rPr>
-                <w:rFonts w:ascii="Calibri" w:hAnsi="Calibri" w:eastAsia="Microsoft YaHei"/>
-                <w:sz w:val="19"/>
-              </w:rPr>
-              <w:t>api/cli</w:t>
-            </w:r>
-          </w:p>
-        </w:tc>
-        <w:tc>
-          <w:tcPr>
-            <w:tcW w:type="dxa" w:w="4750"/>
-            <w:tcMar>
-              <w:top w:w="80" w:type="dxa"/>
-              <w:start w:w="120" w:type="dxa"/>
-              <w:bottom w:w="80" w:type="dxa"/>
-              <w:end w:w="120" w:type="dxa"/>
-            </w:tcMar>
-            <w:vAlign w:val="center"/>
-          </w:tcPr>
-          <w:p>
-            <w:r>
-              <w:rPr>
-                <w:rFonts w:ascii="Calibri" w:hAnsi="Calibri" w:eastAsia="Microsoft YaHei"/>
-                <w:sz w:val="19"/>
-              </w:rPr>
-              <w:t>只读服务和可复现命令入口</w:t>
-            </w:r>
-          </w:p>
-        </w:tc>
-        <w:tc>
-          <w:tcPr>
-            <w:tcW w:type="dxa" w:w="3110"/>
-            <w:tcMar>
-              <w:top w:w="80" w:type="dxa"/>
-              <w:start w:w="120" w:type="dxa"/>
-              <w:bottom w:w="80" w:type="dxa"/>
-              <w:end w:w="120" w:type="dxa"/>
-            </w:tcMar>
-            <w:vAlign w:val="center"/>
-          </w:tcPr>
-          <w:p>
-            <w:r>
-              <w:rPr>
-                <w:rFonts w:ascii="Calibri" w:hAnsi="Calibri" w:eastAsia="Microsoft YaHei"/>
-                <w:sz w:val="19"/>
-              </w:rPr>
-              <w:t>health、report、demo</w:t>
+              <w:t>v3_weights.parquet、v3_sector_map.csv</w:t>
             </w:r>
           </w:p>
         </w:tc>
@@ -780,51 +1335,106 @@
         <w:pStyle w:val="Heading1"/>
       </w:pPr>
       <w:r>
-        <w:t>3. 数据与版本契约</w:t>
+        <w:t>5. 融合算法</w:t>
       </w:r>
     </w:p>
     <w:p>
       <w:pPr>
-        <w:pStyle w:val="ListBullet"/>
+        <w:pStyle w:val="ListNumber"/>
+        <w:numPr>
+          <w:ilvl w:val="0"/>
+          <w:numId w:val="10"/>
+        </w:numPr>
       </w:pPr>
       <w:r>
         <w:rPr>
           <w:rFonts w:ascii="Calibri" w:hAnsi="Calibri" w:eastAsia="Microsoft YaHei"/>
         </w:rPr>
-        <w:t>事件唯一键为 event_id + event_version；published_at、observed_at、asof 为带时区 ISO-8601。</w:t>
+        <w:t>按 ticker 聚合 as-of 可见事件信号。</w:t>
       </w:r>
     </w:p>
     <w:p>
       <w:pPr>
-        <w:pStyle w:val="ListBullet"/>
+        <w:pStyle w:val="ListNumber"/>
+        <w:numPr>
+          <w:ilvl w:val="0"/>
+          <w:numId w:val="10"/>
+        </w:numPr>
       </w:pPr>
       <w:r>
         <w:rPr>
           <w:rFonts w:ascii="Calibri" w:hAnsi="Calibri" w:eastAsia="Microsoft YaHei"/>
         </w:rPr>
-        <w:t>published_at &lt;= observed_at &lt;= asof；运行截止时间决定可见版本。</w:t>
+        <w:t>raw_delta = event_score * overlay_scale。</w:t>
       </w:r>
     </w:p>
     <w:p>
       <w:pPr>
-        <w:pStyle w:val="ListBullet"/>
+        <w:pStyle w:val="ListNumber"/>
+        <w:numPr>
+          <w:ilvl w:val="0"/>
+          <w:numId w:val="10"/>
+        </w:numPr>
       </w:pPr>
       <w:r>
         <w:rPr>
           <w:rFonts w:ascii="Calibri" w:hAnsi="Calibri" w:eastAsia="Microsoft YaHei"/>
         </w:rPr>
-        <w:t>订单和成交记录 run_id、ticker、side、quantity、factor_version、signal_ids、event_refs、evidence_ids。</w:t>
+        <w:t>横截面去均值，使 delta 净和为 0。</w:t>
       </w:r>
     </w:p>
     <w:p>
       <w:pPr>
-        <w:pStyle w:val="ListBullet"/>
+        <w:pStyle w:val="ListNumber"/>
+        <w:numPr>
+          <w:ilvl w:val="0"/>
+          <w:numId w:val="10"/>
+        </w:numPr>
       </w:pPr>
       <w:r>
         <w:rPr>
           <w:rFonts w:ascii="Calibri" w:hAnsi="Calibri" w:eastAsia="Microsoft YaHei"/>
         </w:rPr>
-        <w:t>没有事件调整的因子基线订单允许事件引用为空，但 factor_version 不可为空。</w:t>
+        <w:t>应用单票绝对上限并重新分配残差。</w:t>
+      </w:r>
+    </w:p>
+    <w:p>
+      <w:pPr>
+        <w:pStyle w:val="ListNumber"/>
+        <w:numPr>
+          <w:ilvl w:val="0"/>
+          <w:numId w:val="10"/>
+        </w:numPr>
+      </w:pPr>
+      <w:r>
+        <w:rPr>
+          <w:rFonts w:ascii="Calibri" w:hAnsi="Calibri" w:eastAsia="Microsoft YaHei"/>
+        </w:rPr>
+        <w:t>gross delta 超过 turnover cap 时整体缩放。</w:t>
+      </w:r>
+    </w:p>
+    <w:p>
+      <w:pPr>
+        <w:pStyle w:val="ListNumber"/>
+        <w:numPr>
+          <w:ilvl w:val="0"/>
+          <w:numId w:val="10"/>
+        </w:numPr>
+      </w:pPr>
+      <w:r>
+        <w:rPr>
+          <w:rFonts w:ascii="Calibri" w:hAnsi="Calibri" w:eastAsia="Microsoft YaHei"/>
+        </w:rPr>
+        <w:t>fused_pre_v4 = factor_baseline + delta，然后交给 V4。</w:t>
+      </w:r>
+    </w:p>
+    <w:p>
+      <w:r>
+        <w:rPr>
+          <w:rFonts w:ascii="Calibri" w:hAnsi="Calibri" w:eastAsia="Microsoft YaHei"/>
+          <w:i w:val="0"/>
+        </w:rPr>
+        <w:t>默认参数：overlay_scale=0.02，max_overlay_per_name=0.01，overlay_turnover_cap=0.08，cost_bps=5。</w:t>
       </w:r>
     </w:p>
     <w:p>
@@ -832,92 +1442,7 @@
         <w:pStyle w:val="Heading1"/>
       </w:pPr>
       <w:r>
-        <w:t>4. 核心流程</w:t>
-      </w:r>
-    </w:p>
-    <w:p>
-      <w:pPr>
-        <w:pStyle w:val="ListNumber"/>
-      </w:pPr>
-      <w:r>
-        <w:rPr>
-          <w:rFonts w:ascii="Calibri" w:hAnsi="Calibri" w:eastAsia="Microsoft YaHei"/>
-        </w:rPr>
-        <w:t>读取并验证输入，登记所有事件版本到 SQLite。</w:t>
-      </w:r>
-    </w:p>
-    <w:p>
-      <w:pPr>
-        <w:pStyle w:val="ListNumber"/>
-      </w:pPr>
-      <w:r>
-        <w:rPr>
-          <w:rFonts w:ascii="Calibri" w:hAnsi="Calibri" w:eastAsia="Microsoft YaHei"/>
-        </w:rPr>
-        <w:t>按截止时间选择每个事件的最新可见版本。</w:t>
-      </w:r>
-    </w:p>
-    <w:p>
-      <w:pPr>
-        <w:pStyle w:val="ListNumber"/>
-      </w:pPr>
-      <w:r>
-        <w:rPr>
-          <w:rFonts w:ascii="Calibri" w:hAnsi="Calibri" w:eastAsia="Microsoft YaHei"/>
-        </w:rPr>
-        <w:t>映射实体并生成带配置哈希的事件信号。</w:t>
-      </w:r>
-    </w:p>
-    <w:p>
-      <w:pPr>
-        <w:pStyle w:val="ListNumber"/>
-      </w:pPr>
-      <w:r>
-        <w:rPr>
-          <w:rFonts w:ascii="Calibri" w:hAnsi="Calibri" w:eastAsia="Microsoft YaHei"/>
-        </w:rPr>
-        <w:t>计算事件研究和异常收益，生成三条组合路径。</w:t>
-      </w:r>
-    </w:p>
-    <w:p>
-      <w:pPr>
-        <w:pStyle w:val="ListNumber"/>
-      </w:pPr>
-      <w:r>
-        <w:rPr>
-          <w:rFonts w:ascii="Calibri" w:hAnsi="Calibri" w:eastAsia="Microsoft YaHei"/>
-        </w:rPr>
-        <w:t>下一交易日生成纸面成交，执行成本和账本闭合。</w:t>
-      </w:r>
-    </w:p>
-    <w:p>
-      <w:pPr>
-        <w:pStyle w:val="ListNumber"/>
-      </w:pPr>
-      <w:r>
-        <w:rPr>
-          <w:rFonts w:ascii="Calibri" w:hAnsi="Calibri" w:eastAsia="Microsoft YaHei"/>
-        </w:rPr>
-        <w:t>运行自动验证，输出 PROMOTE / REJECT / INCONCLUSIVE。</w:t>
-      </w:r>
-    </w:p>
-    <w:p>
-      <w:pPr>
-        <w:pStyle w:val="ListNumber"/>
-      </w:pPr>
-      <w:r>
-        <w:rPr>
-          <w:rFonts w:ascii="Calibri" w:hAnsi="Calibri" w:eastAsia="Microsoft YaHei"/>
-        </w:rPr>
-        <w:t>写出 JSON、CSV、SQLite 和审计证据。</w:t>
-      </w:r>
-    </w:p>
-    <w:p>
-      <w:pPr>
-        <w:pStyle w:val="Heading1"/>
-      </w:pPr>
-      <w:r>
-        <w:t>5. 运行命令</w:t>
+        <w:t>6. 安装与运行</w:t>
       </w:r>
     </w:p>
     <w:tbl>
@@ -929,14 +1454,18 @@
         <w:tblInd w:w="120" w:type="dxa"/>
       </w:tblPr>
       <w:tblGrid>
-        <w:gridCol w:w="1700"/>
-        <w:gridCol w:w="7660"/>
+        <w:gridCol w:w="1900"/>
+        <w:gridCol w:w="7460"/>
       </w:tblGrid>
       <w:tr>
+        <w:trPr>
+          <w:cantSplit/>
+          <w:tblHeader w:val="true"/>
+        </w:trPr>
         <w:tc>
           <w:tcPr>
-            <w:tcW w:type="dxa" w:w="1700"/>
-            <w:shd w:fill="E8EEF5"/>
+            <w:tcW w:type="dxa" w:w="1900"/>
+            <w:shd w:fill="F2F4F7"/>
             <w:tcMar>
               <w:top w:w="80" w:type="dxa"/>
               <w:start w:w="120" w:type="dxa"/>
@@ -962,8 +1491,8 @@
         </w:tc>
         <w:tc>
           <w:tcPr>
-            <w:tcW w:type="dxa" w:w="7660"/>
-            <w:shd w:fill="E8EEF5"/>
+            <w:tcW w:type="dxa" w:w="7460"/>
+            <w:shd w:fill="F2F4F7"/>
             <w:tcMar>
               <w:top w:w="80" w:type="dxa"/>
               <w:start w:w="120" w:type="dxa"/>
@@ -987,14 +1516,14 @@
             </w:r>
           </w:p>
         </w:tc>
-        <w:trPr>
-          <w:tblHeader/>
-        </w:trPr>
       </w:tr>
       <w:tr>
+        <w:trPr>
+          <w:cantSplit/>
+        </w:trPr>
         <w:tc>
           <w:tcPr>
-            <w:tcW w:type="dxa" w:w="1700"/>
+            <w:tcW w:type="dxa" w:w="1900"/>
             <w:tcMar>
               <w:top w:w="80" w:type="dxa"/>
               <w:start w:w="120" w:type="dxa"/>
@@ -1009,13 +1538,13 @@
                 <w:rFonts w:ascii="Calibri" w:hAnsi="Calibri" w:eastAsia="Microsoft YaHei"/>
                 <w:sz w:val="19"/>
               </w:rPr>
-              <w:t>安装</w:t>
+              <w:t>核心安装</w:t>
             </w:r>
           </w:p>
         </w:tc>
         <w:tc>
           <w:tcPr>
-            <w:tcW w:type="dxa" w:w="7660"/>
+            <w:tcW w:type="dxa" w:w="7460"/>
             <w:tcMar>
               <w:top w:w="80" w:type="dxa"/>
               <w:start w:w="120" w:type="dxa"/>
@@ -1036,9 +1565,12 @@
         </w:tc>
       </w:tr>
       <w:tr>
+        <w:trPr>
+          <w:cantSplit/>
+        </w:trPr>
         <w:tc>
           <w:tcPr>
-            <w:tcW w:type="dxa" w:w="1700"/>
+            <w:tcW w:type="dxa" w:w="1900"/>
             <w:tcMar>
               <w:top w:w="80" w:type="dxa"/>
               <w:start w:w="120" w:type="dxa"/>
@@ -1053,13 +1585,13 @@
                 <w:rFonts w:ascii="Calibri" w:hAnsi="Calibri" w:eastAsia="Microsoft YaHei"/>
                 <w:sz w:val="19"/>
               </w:rPr>
-              <w:t>演示</w:t>
+              <w:t>Parquet/V4</w:t>
             </w:r>
           </w:p>
         </w:tc>
         <w:tc>
           <w:tcPr>
-            <w:tcW w:type="dxa" w:w="7660"/>
+            <w:tcW w:type="dxa" w:w="7460"/>
             <w:tcMar>
               <w:top w:w="80" w:type="dxa"/>
               <w:start w:w="120" w:type="dxa"/>
@@ -1074,15 +1606,18 @@
                 <w:rFonts w:ascii="Calibri" w:hAnsi="Calibri" w:eastAsia="Microsoft YaHei"/>
                 <w:sz w:val="19"/>
               </w:rPr>
-              <w:t>python -m evidence_alpha demo --output-dir artifacts/demo</w:t>
+              <w:t>python -m pip install -e .[integrations]</w:t>
             </w:r>
           </w:p>
         </w:tc>
       </w:tr>
       <w:tr>
+        <w:trPr>
+          <w:cantSplit/>
+        </w:trPr>
         <w:tc>
           <w:tcPr>
-            <w:tcW w:type="dxa" w:w="1700"/>
+            <w:tcW w:type="dxa" w:w="1900"/>
             <w:tcMar>
               <w:top w:w="80" w:type="dxa"/>
               <w:start w:w="120" w:type="dxa"/>
@@ -1103,7 +1638,7 @@
         </w:tc>
         <w:tc>
           <w:tcPr>
-            <w:tcW w:type="dxa" w:w="7660"/>
+            <w:tcW w:type="dxa" w:w="7460"/>
             <w:tcMar>
               <w:top w:w="80" w:type="dxa"/>
               <w:start w:w="120" w:type="dxa"/>
@@ -1124,9 +1659,12 @@
         </w:tc>
       </w:tr>
       <w:tr>
+        <w:trPr>
+          <w:cantSplit/>
+        </w:trPr>
         <w:tc>
           <w:tcPr>
-            <w:tcW w:type="dxa" w:w="1700"/>
+            <w:tcW w:type="dxa" w:w="1900"/>
             <w:tcMar>
               <w:top w:w="80" w:type="dxa"/>
               <w:start w:w="120" w:type="dxa"/>
@@ -1141,13 +1679,13 @@
                 <w:rFonts w:ascii="Calibri" w:hAnsi="Calibri" w:eastAsia="Microsoft YaHei"/>
                 <w:sz w:val="19"/>
               </w:rPr>
-              <w:t>验证</w:t>
+              <w:t>新闻导出</w:t>
             </w:r>
           </w:p>
         </w:tc>
         <w:tc>
           <w:tcPr>
-            <w:tcW w:type="dxa" w:w="7660"/>
+            <w:tcW w:type="dxa" w:w="7460"/>
             <w:tcMar>
               <w:top w:w="80" w:type="dxa"/>
               <w:start w:w="120" w:type="dxa"/>
@@ -1162,15 +1700,18 @@
                 <w:rFonts w:ascii="Calibri" w:hAnsi="Calibri" w:eastAsia="Microsoft YaHei"/>
                 <w:sz w:val="19"/>
               </w:rPr>
-              <w:t>python -m evidence_alpha verify --artifact-dir artifacts/demo</w:t>
+              <w:t>python -m evidence_alpha news-export --news-base-url http://127.0.0.1:8765 --output-dir artifacts/news</w:t>
             </w:r>
           </w:p>
         </w:tc>
       </w:tr>
       <w:tr>
+        <w:trPr>
+          <w:cantSplit/>
+        </w:trPr>
         <w:tc>
           <w:tcPr>
-            <w:tcW w:type="dxa" w:w="1700"/>
+            <w:tcW w:type="dxa" w:w="1900"/>
             <w:tcMar>
               <w:top w:w="80" w:type="dxa"/>
               <w:start w:w="120" w:type="dxa"/>
@@ -1185,13 +1726,13 @@
                 <w:rFonts w:ascii="Calibri" w:hAnsi="Calibri" w:eastAsia="Microsoft YaHei"/>
                 <w:sz w:val="19"/>
               </w:rPr>
-              <w:t>服务</w:t>
+              <w:t>结果服务</w:t>
             </w:r>
           </w:p>
         </w:tc>
         <w:tc>
           <w:tcPr>
-            <w:tcW w:type="dxa" w:w="7660"/>
+            <w:tcW w:type="dxa" w:w="7460"/>
             <w:tcMar>
               <w:top w:w="80" w:type="dxa"/>
               <w:start w:w="120" w:type="dxa"/>
@@ -1206,15 +1747,18 @@
                 <w:rFonts w:ascii="Calibri" w:hAnsi="Calibri" w:eastAsia="Microsoft YaHei"/>
                 <w:sz w:val="19"/>
               </w:rPr>
-              <w:t>python -m evidence_alpha serve --artifact-dir artifacts/demo --port 8080</w:t>
+              <w:t>python -m evidence_alpha serve --artifact-dir artifacts/integrated --host 127.0.0.1 --port 8080</w:t>
             </w:r>
           </w:p>
         </w:tc>
       </w:tr>
       <w:tr>
+        <w:trPr>
+          <w:cantSplit/>
+        </w:trPr>
         <w:tc>
           <w:tcPr>
-            <w:tcW w:type="dxa" w:w="1700"/>
+            <w:tcW w:type="dxa" w:w="1900"/>
             <w:tcMar>
               <w:top w:w="80" w:type="dxa"/>
               <w:start w:w="120" w:type="dxa"/>
@@ -1235,7 +1779,7 @@
         </w:tc>
         <w:tc>
           <w:tcPr>
-            <w:tcW w:type="dxa" w:w="7660"/>
+            <w:tcW w:type="dxa" w:w="7460"/>
             <w:tcMar>
               <w:top w:w="80" w:type="dxa"/>
               <w:start w:w="120" w:type="dxa"/>
@@ -1262,11 +1806,38 @@
       </w:pPr>
     </w:p>
     <w:p>
+      <w:r>
+        <w:rPr>
+          <w:rFonts w:ascii="Calibri" w:hAnsi="Calibri" w:eastAsia="Microsoft YaHei"/>
+          <w:i w:val="0"/>
+        </w:rPr>
+        <w:t>完整集成命令：</w:t>
+      </w:r>
+    </w:p>
+    <w:p>
+      <w:r>
+        <w:rPr>
+          <w:rFonts w:ascii="Calibri" w:hAnsi="Calibri" w:eastAsia="Microsoft YaHei"/>
+          <w:i w:val="0"/>
+        </w:rPr>
+        <w:t>python -m evidence_alpha integrate --news-base-url http://127.0.0.1:8765 --factor-root &lt;multi-factor-root&gt; --asof &lt;timezone-aware-timestamp&gt; --output-dir artifacts/integrated --run-factor-v4 --run-factor-backtests</w:t>
+      </w:r>
+    </w:p>
+    <w:p>
+      <w:r>
+        <w:rPr>
+          <w:rFonts w:ascii="Calibri" w:hAnsi="Calibri" w:eastAsia="Microsoft YaHei"/>
+          <w:i w:val="0"/>
+        </w:rPr>
+        <w:t>公共仓库缺少大型二进制文件时，用 --weights、--sectors、--prices 指向本地真实产物；demo 新闻需要显式 --allow-synthetic-news。</w:t>
+      </w:r>
+    </w:p>
+    <w:p>
       <w:pPr>
         <w:pStyle w:val="Heading1"/>
       </w:pPr>
       <w:r>
-        <w:t>6. API</w:t>
+        <w:t>7. 产物</w:t>
       </w:r>
     </w:p>
     <w:tbl>
@@ -1282,10 +1853,14 @@
         <w:gridCol w:w="6060"/>
       </w:tblGrid>
       <w:tr>
+        <w:trPr>
+          <w:cantSplit/>
+          <w:tblHeader w:val="true"/>
+        </w:trPr>
         <w:tc>
           <w:tcPr>
             <w:tcW w:type="dxa" w:w="3300"/>
-            <w:shd w:fill="E8EEF5"/>
+            <w:shd w:fill="F2F4F7"/>
             <w:tcMar>
               <w:top w:w="80" w:type="dxa"/>
               <w:start w:w="120" w:type="dxa"/>
@@ -1305,14 +1880,14 @@
                 <w:color w:val="1F4D78"/>
                 <w:sz w:val="20"/>
               </w:rPr>
-              <w:t>端点</w:t>
+              <w:t>路径</w:t>
             </w:r>
           </w:p>
         </w:tc>
         <w:tc>
           <w:tcPr>
             <w:tcW w:type="dxa" w:w="6060"/>
-            <w:shd w:fill="E8EEF5"/>
+            <w:shd w:fill="F2F4F7"/>
             <w:tcMar>
               <w:top w:w="80" w:type="dxa"/>
               <w:start w:w="120" w:type="dxa"/>
@@ -1332,15 +1907,15 @@
                 <w:color w:val="1F4D78"/>
                 <w:sz w:val="20"/>
               </w:rPr>
-              <w:t>用途</w:t>
+              <w:t>内容</w:t>
             </w:r>
           </w:p>
         </w:tc>
-        <w:trPr>
-          <w:tblHeader/>
-        </w:trPr>
       </w:tr>
       <w:tr>
+        <w:trPr>
+          <w:cantSplit/>
+        </w:trPr>
         <w:tc>
           <w:tcPr>
             <w:tcW w:type="dxa" w:w="3300"/>
@@ -1358,7 +1933,7 @@
                 <w:rFonts w:ascii="Calibri" w:hAnsi="Calibri" w:eastAsia="Microsoft YaHei"/>
                 <w:sz w:val="19"/>
               </w:rPr>
-              <w:t>GET /health</w:t>
+              <w:t>integration_report.json</w:t>
             </w:r>
           </w:p>
         </w:tc>
@@ -1379,12 +1954,15 @@
                 <w:rFonts w:ascii="Calibri" w:hAnsi="Calibri" w:eastAsia="Microsoft YaHei"/>
                 <w:sz w:val="19"/>
               </w:rPr>
-              <w:t>服务状态和报告是否就绪</w:t>
+              <w:t>状态、三路比较、门禁、外部验证、live block</w:t>
             </w:r>
           </w:p>
         </w:tc>
       </w:tr>
       <w:tr>
+        <w:trPr>
+          <w:cantSplit/>
+        </w:trPr>
         <w:tc>
           <w:tcPr>
             <w:tcW w:type="dxa" w:w="3300"/>
@@ -1402,7 +1980,7 @@
                 <w:rFonts w:ascii="Calibri" w:hAnsi="Calibri" w:eastAsia="Microsoft YaHei"/>
                 <w:sz w:val="19"/>
               </w:rPr>
-              <w:t>GET /api/v1/runs/latest</w:t>
+              <w:t>integration_audit.json</w:t>
             </w:r>
           </w:p>
         </w:tc>
@@ -1423,12 +2001,15 @@
                 <w:rFonts w:ascii="Calibri" w:hAnsi="Calibri" w:eastAsia="Microsoft YaHei"/>
                 <w:sz w:val="19"/>
               </w:rPr>
-              <w:t>最新运行报告、结论和门禁</w:t>
+              <w:t>机器可读集成门禁</w:t>
             </w:r>
           </w:p>
         </w:tc>
       </w:tr>
       <w:tr>
+        <w:trPr>
+          <w:cantSplit/>
+        </w:trPr>
         <w:tc>
           <w:tcPr>
             <w:tcW w:type="dxa" w:w="3300"/>
@@ -1446,7 +2027,7 @@
                 <w:rFonts w:ascii="Calibri" w:hAnsi="Calibri" w:eastAsia="Microsoft YaHei"/>
                 <w:sz w:val="19"/>
               </w:rPr>
-              <w:t>GET /api/v1/runs/latest/signals</w:t>
+              <w:t>signals.json / orders.json / fills.json</w:t>
             </w:r>
           </w:p>
         </w:tc>
@@ -1467,12 +2048,15 @@
                 <w:rFonts w:ascii="Calibri" w:hAnsi="Calibri" w:eastAsia="Microsoft YaHei"/>
                 <w:sz w:val="19"/>
               </w:rPr>
-              <w:t>事件信号及配置/证据追溯</w:t>
+              <w:t>信号、T+1 订单与成交证据链；兼容保留 paper_orders.json</w:t>
             </w:r>
           </w:p>
         </w:tc>
       </w:tr>
       <w:tr>
+        <w:trPr>
+          <w:cantSplit/>
+        </w:trPr>
         <w:tc>
           <w:tcPr>
             <w:tcW w:type="dxa" w:w="3300"/>
@@ -1490,7 +2074,7 @@
                 <w:rFonts w:ascii="Calibri" w:hAnsi="Calibri" w:eastAsia="Microsoft YaHei"/>
                 <w:sz w:val="19"/>
               </w:rPr>
-              <w:t>GET /api/v1/runs/latest/orders</w:t>
+              <w:t>*_weights.csv</w:t>
             </w:r>
           </w:p>
         </w:tc>
@@ -1511,12 +2095,15 @@
                 <w:rFonts w:ascii="Calibri" w:hAnsi="Calibri" w:eastAsia="Microsoft YaHei"/>
                 <w:sz w:val="19"/>
               </w:rPr>
-              <w:t>目标权重到订单追溯</w:t>
+              <w:t>因子、事件、融合三路回测输入</w:t>
             </w:r>
           </w:p>
         </w:tc>
       </w:tr>
       <w:tr>
+        <w:trPr>
+          <w:cantSplit/>
+        </w:trPr>
         <w:tc>
           <w:tcPr>
             <w:tcW w:type="dxa" w:w="3300"/>
@@ -1534,7 +2121,7 @@
                 <w:rFonts w:ascii="Calibri" w:hAnsi="Calibri" w:eastAsia="Microsoft YaHei"/>
                 <w:sz w:val="19"/>
               </w:rPr>
-              <w:t>GET /api/v1/runs/latest/fills</w:t>
+              <w:t>v4_input_cache</w:t>
             </w:r>
           </w:p>
         </w:tc>
@@ -1555,12 +2142,15 @@
                 <w:rFonts w:ascii="Calibri" w:hAnsi="Calibri" w:eastAsia="Microsoft YaHei"/>
                 <w:sz w:val="19"/>
               </w:rPr>
-              <w:t>订单到成交追溯</w:t>
+              <w:t>V4 production loader 输入</w:t>
             </w:r>
           </w:p>
         </w:tc>
       </w:tr>
       <w:tr>
+        <w:trPr>
+          <w:cantSplit/>
+        </w:trPr>
         <w:tc>
           <w:tcPr>
             <w:tcW w:type="dxa" w:w="3300"/>
@@ -1578,7 +2168,7 @@
                 <w:rFonts w:ascii="Calibri" w:hAnsi="Calibri" w:eastAsia="Microsoft YaHei"/>
                 <w:sz w:val="19"/>
               </w:rPr>
-              <w:t>GET /api/v1/runs/latest/event-study</w:t>
+              <w:t>factor_backtests / v4_output</w:t>
             </w:r>
           </w:p>
         </w:tc>
@@ -1599,7 +2189,7 @@
                 <w:rFonts w:ascii="Calibri" w:hAnsi="Calibri" w:eastAsia="Microsoft YaHei"/>
                 <w:sz w:val="19"/>
               </w:rPr>
-              <w:t>事件研究 CSV 的 JSON 表示</w:t>
+              <w:t>外部回测与 V4 清单</w:t>
             </w:r>
           </w:p>
         </w:tc>
@@ -1615,16 +2205,7 @@
         <w:pStyle w:val="Heading1"/>
       </w:pPr>
       <w:r>
-        <w:t>7. 测试与发布门禁</w:t>
-      </w:r>
-    </w:p>
-    <w:p>
-      <w:r>
-        <w:rPr>
-          <w:rFonts w:ascii="Calibri" w:hAnsi="Calibri" w:eastAsia="Microsoft YaHei"/>
-          <w:i w:val="0"/>
-        </w:rPr>
-        <w:t>当前测试覆盖时间契约、版本选择、不可变输入、信号追溯、组合限制、T+1、账本闭合和端到端 demo。发布前还要运行源码编译、自动 verifier、API 冒烟和文档渲染检查。</w:t>
+        <w:t>8. 测试和本轮证据</w:t>
       </w:r>
     </w:p>
     <w:p>
@@ -1635,7 +2216,7 @@
         <w:rPr>
           <w:rFonts w:ascii="Calibri" w:hAnsi="Calibri" w:eastAsia="Microsoft YaHei"/>
         </w:rPr>
-        <w:t>自动化测试是近端证据，不替代独立 Verifier。</w:t>
+        <w:t>13/13 unittest 通过，覆盖时间、版本、synthetic、证据、宽/长表、融合、OMS、API 和回归。</w:t>
       </w:r>
     </w:p>
     <w:p>
@@ -1646,7 +2227,7 @@
         <w:rPr>
           <w:rFonts w:ascii="Calibri" w:hAnsi="Calibri" w:eastAsia="Microsoft YaHei"/>
         </w:rPr>
-        <w:t>最后一次文件编辑后只执行 VERIFY -&gt; SEAL -&gt; CLEANUP -&gt; FINAL。</w:t>
+        <w:t>新闻服务：1 synthetic event / 2 versions；NVDA/TSM 证据可追溯。</w:t>
       </w:r>
     </w:p>
     <w:p>
@@ -1657,15 +2238,40 @@
         <w:rPr>
           <w:rFonts w:ascii="Calibri" w:hAnsi="Calibri" w:eastAsia="Microsoft YaHei"/>
         </w:rPr>
-        <w:t>Git 合并、远程仓库、云主机、TLS、凭据、真实数据库、生产发布和回滚仍是单独授权门禁。</w:t>
+        <w:t>多因子提交：9792ed27059b1179b39cca8fca2982fe22baf86e。</w:t>
       </w:r>
     </w:p>
     <w:p>
       <w:pPr>
-        <w:pStyle w:val="Heading1"/>
+        <w:pStyle w:val="ListBullet"/>
       </w:pPr>
       <w:r>
-        <w:t>8. 已知限制与上线前置条件</w:t>
+        <w:rPr>
+          <w:rFonts w:ascii="Calibri" w:hAnsi="Calibri" w:eastAsia="Microsoft YaHei"/>
+        </w:rPr>
+        <w:t>V4：input_mode=prod、validation_state=PASS、cvxpy=1。</w:t>
+      </w:r>
+    </w:p>
+    <w:p>
+      <w:pPr>
+        <w:pStyle w:val="ListBullet"/>
+      </w:pPr>
+      <w:r>
+        <w:rPr>
+          <w:rFonts w:ascii="Calibri" w:hAnsi="Calibri" w:eastAsia="Microsoft YaHei"/>
+        </w:rPr>
+        <w:t>三路 run_backtest.py return code 均为 0；集成门禁 11/11。</w:t>
+      </w:r>
+    </w:p>
+    <w:p>
+      <w:pPr>
+        <w:pStyle w:val="ListBullet"/>
+      </w:pPr>
+      <w:r>
+        <w:rPr>
+          <w:rFonts w:ascii="Calibri" w:hAnsi="Calibri" w:eastAsia="Microsoft YaHei"/>
+        </w:rPr>
+        <w:t>Paper OMS：T+1_ADJ_CLOSE_PAPER，会计闭合到 0.01。</w:t>
       </w:r>
     </w:p>
     <w:p>
@@ -1674,7 +2280,640 @@
           <w:rFonts w:ascii="Calibri" w:hAnsi="Calibri" w:eastAsia="Microsoft YaHei"/>
           <w:i w:val="0"/>
         </w:rPr>
-        <w:t>本地发布候选可运行，但工作区没有远程 Git 地址、云账号、域名、证书或生产数据授权。因此本轮完成本地 API/Docker 部署与证据封存；外部互联网生产上线必须由发布负责人补齐目标环境和授权后执行。</w:t>
+        <w:t>两日 synthetic 夹具产生的年化、Sharpe 和换手没有统计意义，只证明接口和执行流程。当前研究决策为 INCONCLUSIVE。</w:t>
+      </w:r>
+    </w:p>
+    <w:p>
+      <w:pPr>
+        <w:pStyle w:val="Heading1"/>
+      </w:pPr>
+      <w:r>
+        <w:t>9. 部署</w:t>
+      </w:r>
+    </w:p>
+    <w:p>
+      <w:pPr>
+        <w:pStyle w:val="Heading2"/>
+      </w:pPr>
+      <w:r>
+        <w:t>9.1 本地只读部署</w:t>
+      </w:r>
+    </w:p>
+    <w:p>
+      <w:r>
+        <w:rPr>
+          <w:rFonts w:ascii="Calibri" w:hAnsi="Calibri" w:eastAsia="Microsoft YaHei"/>
+          <w:i w:val="0"/>
+        </w:rPr>
+        <w:t>启动 serve，并把 artifact directory 指向已验证集成产物。服务只读取工作区文件；未知路径返回 404，POST 返回 405。</w:t>
+      </w:r>
+    </w:p>
+    <w:p>
+      <w:pPr>
+        <w:pStyle w:val="Heading2"/>
+      </w:pPr>
+      <w:r>
+        <w:t>9.2 Docker</w:t>
+      </w:r>
+    </w:p>
+    <w:p>
+      <w:r>
+        <w:rPr>
+          <w:rFonts w:ascii="Calibri" w:hAnsi="Calibri" w:eastAsia="Microsoft YaHei"/>
+          <w:i w:val="0"/>
+        </w:rPr>
+        <w:t>Docker 镜像安装核心包并暴露 8080。Compose 挂载 ./artifacts，健康检查 GET /health。部署前应显式选择 integrated artifact directory，而不是把 demo 当生产结果。</w:t>
+      </w:r>
+    </w:p>
+    <w:p>
+      <w:pPr>
+        <w:pStyle w:val="Heading2"/>
+      </w:pPr>
+      <w:r>
+        <w:t>9.3 外部环境</w:t>
+      </w:r>
+    </w:p>
+    <w:p>
+      <w:r>
+        <w:rPr>
+          <w:rFonts w:ascii="Calibri" w:hAnsi="Calibri" w:eastAsia="Microsoft YaHei"/>
+          <w:i w:val="0"/>
+        </w:rPr>
+        <w:t>互联网或云端上线还需要主机/云账号、DNS、TLS、镜像仓库、日志、备份、回滚负责人和网络策略。当前未提供这些资源，所以本轮完成本地部署，不声称互联网生产上线。</w:t>
+      </w:r>
+    </w:p>
+    <w:p>
+      <w:pPr>
+        <w:pStyle w:val="Heading1"/>
+      </w:pPr>
+      <w:r>
+        <w:t>10. 安全与实盘门禁</w:t>
+      </w:r>
+    </w:p>
+    <w:tbl>
+      <w:tblPr>
+        <w:tblStyle w:val="TableGrid"/>
+        <w:tblW w:type="dxa" w:w="9360"/>
+        <w:tblLayout w:type="fixed"/>
+        <w:tblLook w:firstColumn="1" w:firstRow="1" w:lastColumn="0" w:lastRow="0" w:noHBand="0" w:noVBand="1" w:val="04A0"/>
+        <w:tblInd w:w="120" w:type="dxa"/>
+      </w:tblPr>
+      <w:tblGrid>
+        <w:gridCol w:w="2200"/>
+        <w:gridCol w:w="1700"/>
+        <w:gridCol w:w="5460"/>
+      </w:tblGrid>
+      <w:tr>
+        <w:trPr>
+          <w:cantSplit/>
+          <w:tblHeader w:val="true"/>
+        </w:trPr>
+        <w:tc>
+          <w:tcPr>
+            <w:tcW w:type="dxa" w:w="2200"/>
+            <w:shd w:fill="F2F4F7"/>
+            <w:tcMar>
+              <w:top w:w="80" w:type="dxa"/>
+              <w:start w:w="120" w:type="dxa"/>
+              <w:bottom w:w="80" w:type="dxa"/>
+              <w:end w:w="120" w:type="dxa"/>
+            </w:tcMar>
+            <w:vAlign w:val="center"/>
+          </w:tcPr>
+          <w:p>
+            <w:pPr>
+              <w:jc w:val="left"/>
+            </w:pPr>
+            <w:r>
+              <w:rPr>
+                <w:rFonts w:ascii="Calibri" w:hAnsi="Calibri" w:eastAsia="Microsoft YaHei"/>
+                <w:b/>
+                <w:color w:val="1F4D78"/>
+                <w:sz w:val="20"/>
+              </w:rPr>
+              <w:t>门禁</w:t>
+            </w:r>
+          </w:p>
+        </w:tc>
+        <w:tc>
+          <w:tcPr>
+            <w:tcW w:type="dxa" w:w="1700"/>
+            <w:shd w:fill="F2F4F7"/>
+            <w:tcMar>
+              <w:top w:w="80" w:type="dxa"/>
+              <w:start w:w="120" w:type="dxa"/>
+              <w:bottom w:w="80" w:type="dxa"/>
+              <w:end w:w="120" w:type="dxa"/>
+            </w:tcMar>
+            <w:vAlign w:val="center"/>
+          </w:tcPr>
+          <w:p>
+            <w:pPr>
+              <w:jc w:val="left"/>
+            </w:pPr>
+            <w:r>
+              <w:rPr>
+                <w:rFonts w:ascii="Calibri" w:hAnsi="Calibri" w:eastAsia="Microsoft YaHei"/>
+                <w:b/>
+                <w:color w:val="1F4D78"/>
+                <w:sz w:val="20"/>
+              </w:rPr>
+              <w:t>当前状态</w:t>
+            </w:r>
+          </w:p>
+        </w:tc>
+        <w:tc>
+          <w:tcPr>
+            <w:tcW w:type="dxa" w:w="5460"/>
+            <w:shd w:fill="F2F4F7"/>
+            <w:tcMar>
+              <w:top w:w="80" w:type="dxa"/>
+              <w:start w:w="120" w:type="dxa"/>
+              <w:bottom w:w="80" w:type="dxa"/>
+              <w:end w:w="120" w:type="dxa"/>
+            </w:tcMar>
+            <w:vAlign w:val="center"/>
+          </w:tcPr>
+          <w:p>
+            <w:pPr>
+              <w:jc w:val="left"/>
+            </w:pPr>
+            <w:r>
+              <w:rPr>
+                <w:rFonts w:ascii="Calibri" w:hAnsi="Calibri" w:eastAsia="Microsoft YaHei"/>
+                <w:b/>
+                <w:color w:val="1F4D78"/>
+                <w:sz w:val="20"/>
+              </w:rPr>
+              <w:t>解除条件</w:t>
+            </w:r>
+          </w:p>
+        </w:tc>
+      </w:tr>
+      <w:tr>
+        <w:trPr>
+          <w:cantSplit/>
+        </w:trPr>
+        <w:tc>
+          <w:tcPr>
+            <w:tcW w:type="dxa" w:w="2200"/>
+            <w:tcMar>
+              <w:top w:w="80" w:type="dxa"/>
+              <w:start w:w="120" w:type="dxa"/>
+              <w:bottom w:w="80" w:type="dxa"/>
+              <w:end w:w="120" w:type="dxa"/>
+            </w:tcMar>
+            <w:vAlign w:val="center"/>
+          </w:tcPr>
+          <w:p>
+            <w:r>
+              <w:rPr>
+                <w:rFonts w:ascii="Calibri" w:hAnsi="Calibri" w:eastAsia="Microsoft YaHei"/>
+                <w:sz w:val="19"/>
+              </w:rPr>
+              <w:t>新闻写操作</w:t>
+            </w:r>
+          </w:p>
+        </w:tc>
+        <w:tc>
+          <w:tcPr>
+            <w:tcW w:type="dxa" w:w="1700"/>
+            <w:tcMar>
+              <w:top w:w="80" w:type="dxa"/>
+              <w:start w:w="120" w:type="dxa"/>
+              <w:bottom w:w="80" w:type="dxa"/>
+              <w:end w:w="120" w:type="dxa"/>
+            </w:tcMar>
+            <w:vAlign w:val="center"/>
+          </w:tcPr>
+          <w:p>
+            <w:r>
+              <w:rPr>
+                <w:rFonts w:ascii="Calibri" w:hAnsi="Calibri" w:eastAsia="Microsoft YaHei"/>
+                <w:sz w:val="19"/>
+              </w:rPr>
+              <w:t>禁止</w:t>
+            </w:r>
+          </w:p>
+        </w:tc>
+        <w:tc>
+          <w:tcPr>
+            <w:tcW w:type="dxa" w:w="5460"/>
+            <w:tcMar>
+              <w:top w:w="80" w:type="dxa"/>
+              <w:start w:w="120" w:type="dxa"/>
+              <w:bottom w:w="80" w:type="dxa"/>
+              <w:end w:w="120" w:type="dxa"/>
+            </w:tcMar>
+            <w:vAlign w:val="center"/>
+          </w:tcPr>
+          <w:p>
+            <w:r>
+              <w:rPr>
+                <w:rFonts w:ascii="Calibri" w:hAnsi="Calibri" w:eastAsia="Microsoft YaHei"/>
+                <w:sz w:val="19"/>
+              </w:rPr>
+              <w:t>无解除需求；集成保持只读</w:t>
+            </w:r>
+          </w:p>
+        </w:tc>
+      </w:tr>
+      <w:tr>
+        <w:trPr>
+          <w:cantSplit/>
+        </w:trPr>
+        <w:tc>
+          <w:tcPr>
+            <w:tcW w:type="dxa" w:w="2200"/>
+            <w:tcMar>
+              <w:top w:w="80" w:type="dxa"/>
+              <w:start w:w="120" w:type="dxa"/>
+              <w:bottom w:w="80" w:type="dxa"/>
+              <w:end w:w="120" w:type="dxa"/>
+            </w:tcMar>
+            <w:vAlign w:val="center"/>
+          </w:tcPr>
+          <w:p>
+            <w:r>
+              <w:rPr>
+                <w:rFonts w:ascii="Calibri" w:hAnsi="Calibri" w:eastAsia="Microsoft YaHei"/>
+                <w:sz w:val="19"/>
+              </w:rPr>
+              <w:t>真实 V3 数据</w:t>
+            </w:r>
+          </w:p>
+        </w:tc>
+        <w:tc>
+          <w:tcPr>
+            <w:tcW w:type="dxa" w:w="1700"/>
+            <w:tcMar>
+              <w:top w:w="80" w:type="dxa"/>
+              <w:start w:w="120" w:type="dxa"/>
+              <w:bottom w:w="80" w:type="dxa"/>
+              <w:end w:w="120" w:type="dxa"/>
+            </w:tcMar>
+            <w:vAlign w:val="center"/>
+          </w:tcPr>
+          <w:p>
+            <w:r>
+              <w:rPr>
+                <w:rFonts w:ascii="Calibri" w:hAnsi="Calibri" w:eastAsia="Microsoft YaHei"/>
+                <w:sz w:val="19"/>
+              </w:rPr>
+              <w:t>缺失</w:t>
+            </w:r>
+          </w:p>
+        </w:tc>
+        <w:tc>
+          <w:tcPr>
+            <w:tcW w:type="dxa" w:w="5460"/>
+            <w:tcMar>
+              <w:top w:w="80" w:type="dxa"/>
+              <w:start w:w="120" w:type="dxa"/>
+              <w:bottom w:w="80" w:type="dxa"/>
+              <w:end w:w="120" w:type="dxa"/>
+            </w:tcMar>
+            <w:vAlign w:val="center"/>
+          </w:tcPr>
+          <w:p>
+            <w:r>
+              <w:rPr>
+                <w:rFonts w:ascii="Calibri" w:hAnsi="Calibri" w:eastAsia="Microsoft YaHei"/>
+                <w:sz w:val="19"/>
+              </w:rPr>
+              <w:t>提供本地 v3_weights 和 prices</w:t>
+            </w:r>
+          </w:p>
+        </w:tc>
+      </w:tr>
+      <w:tr>
+        <w:trPr>
+          <w:cantSplit/>
+        </w:trPr>
+        <w:tc>
+          <w:tcPr>
+            <w:tcW w:type="dxa" w:w="2200"/>
+            <w:tcMar>
+              <w:top w:w="80" w:type="dxa"/>
+              <w:start w:w="120" w:type="dxa"/>
+              <w:bottom w:w="80" w:type="dxa"/>
+              <w:end w:w="120" w:type="dxa"/>
+            </w:tcMar>
+            <w:vAlign w:val="center"/>
+          </w:tcPr>
+          <w:p>
+            <w:r>
+              <w:rPr>
+                <w:rFonts w:ascii="Calibri" w:hAnsi="Calibri" w:eastAsia="Microsoft YaHei"/>
+                <w:sz w:val="19"/>
+              </w:rPr>
+              <w:t>真实事件/OOS</w:t>
+            </w:r>
+          </w:p>
+        </w:tc>
+        <w:tc>
+          <w:tcPr>
+            <w:tcW w:type="dxa" w:w="1700"/>
+            <w:tcMar>
+              <w:top w:w="80" w:type="dxa"/>
+              <w:start w:w="120" w:type="dxa"/>
+              <w:bottom w:w="80" w:type="dxa"/>
+              <w:end w:w="120" w:type="dxa"/>
+            </w:tcMar>
+            <w:vAlign w:val="center"/>
+          </w:tcPr>
+          <w:p>
+            <w:r>
+              <w:rPr>
+                <w:rFonts w:ascii="Calibri" w:hAnsi="Calibri" w:eastAsia="Microsoft YaHei"/>
+                <w:sz w:val="19"/>
+              </w:rPr>
+              <w:t>缺失</w:t>
+            </w:r>
+          </w:p>
+        </w:tc>
+        <w:tc>
+          <w:tcPr>
+            <w:tcW w:type="dxa" w:w="5460"/>
+            <w:tcMar>
+              <w:top w:w="80" w:type="dxa"/>
+              <w:start w:w="120" w:type="dxa"/>
+              <w:bottom w:w="80" w:type="dxa"/>
+              <w:end w:w="120" w:type="dxa"/>
+            </w:tcMar>
+            <w:vAlign w:val="center"/>
+          </w:tcPr>
+          <w:p>
+            <w:r>
+              <w:rPr>
+                <w:rFonts w:ascii="Calibri" w:hAnsi="Calibri" w:eastAsia="Microsoft YaHei"/>
+                <w:sz w:val="19"/>
+              </w:rPr>
+              <w:t>真实样本、滚动 OOS、消融和成本压力</w:t>
+            </w:r>
+          </w:p>
+        </w:tc>
+      </w:tr>
+      <w:tr>
+        <w:trPr>
+          <w:cantSplit/>
+        </w:trPr>
+        <w:tc>
+          <w:tcPr>
+            <w:tcW w:type="dxa" w:w="2200"/>
+            <w:tcMar>
+              <w:top w:w="80" w:type="dxa"/>
+              <w:start w:w="120" w:type="dxa"/>
+              <w:bottom w:w="80" w:type="dxa"/>
+              <w:end w:w="120" w:type="dxa"/>
+            </w:tcMar>
+            <w:vAlign w:val="center"/>
+          </w:tcPr>
+          <w:p>
+            <w:r>
+              <w:rPr>
+                <w:rFonts w:ascii="Calibri" w:hAnsi="Calibri" w:eastAsia="Microsoft YaHei"/>
+                <w:sz w:val="19"/>
+              </w:rPr>
+              <w:t>PB borrow</w:t>
+            </w:r>
+          </w:p>
+        </w:tc>
+        <w:tc>
+          <w:tcPr>
+            <w:tcW w:type="dxa" w:w="1700"/>
+            <w:tcMar>
+              <w:top w:w="80" w:type="dxa"/>
+              <w:start w:w="120" w:type="dxa"/>
+              <w:bottom w:w="80" w:type="dxa"/>
+              <w:end w:w="120" w:type="dxa"/>
+            </w:tcMar>
+            <w:vAlign w:val="center"/>
+          </w:tcPr>
+          <w:p>
+            <w:r>
+              <w:rPr>
+                <w:rFonts w:ascii="Calibri" w:hAnsi="Calibri" w:eastAsia="Microsoft YaHei"/>
+                <w:sz w:val="19"/>
+              </w:rPr>
+              <w:t>BLOCKED</w:t>
+            </w:r>
+          </w:p>
+        </w:tc>
+        <w:tc>
+          <w:tcPr>
+            <w:tcW w:type="dxa" w:w="5460"/>
+            <w:tcMar>
+              <w:top w:w="80" w:type="dxa"/>
+              <w:start w:w="120" w:type="dxa"/>
+              <w:bottom w:w="80" w:type="dxa"/>
+              <w:end w:w="120" w:type="dxa"/>
+            </w:tcMar>
+            <w:vAlign w:val="center"/>
+          </w:tcPr>
+          <w:p>
+            <w:r>
+              <w:rPr>
+                <w:rFonts w:ascii="Calibri" w:hAnsi="Calibri" w:eastAsia="Microsoft YaHei"/>
+                <w:sz w:val="19"/>
+              </w:rPr>
+              <w:t>真实 feed + dry-run manifest + acceptance gate</w:t>
+            </w:r>
+          </w:p>
+        </w:tc>
+      </w:tr>
+      <w:tr>
+        <w:trPr>
+          <w:cantSplit/>
+        </w:trPr>
+        <w:tc>
+          <w:tcPr>
+            <w:tcW w:type="dxa" w:w="2200"/>
+            <w:tcMar>
+              <w:top w:w="80" w:type="dxa"/>
+              <w:start w:w="120" w:type="dxa"/>
+              <w:bottom w:w="80" w:type="dxa"/>
+              <w:end w:w="120" w:type="dxa"/>
+            </w:tcMar>
+            <w:vAlign w:val="center"/>
+          </w:tcPr>
+          <w:p>
+            <w:r>
+              <w:rPr>
+                <w:rFonts w:ascii="Calibri" w:hAnsi="Calibri" w:eastAsia="Microsoft YaHei"/>
+                <w:sz w:val="19"/>
+              </w:rPr>
+              <w:t>券商连接</w:t>
+            </w:r>
+          </w:p>
+        </w:tc>
+        <w:tc>
+          <w:tcPr>
+            <w:tcW w:type="dxa" w:w="1700"/>
+            <w:tcMar>
+              <w:top w:w="80" w:type="dxa"/>
+              <w:start w:w="120" w:type="dxa"/>
+              <w:bottom w:w="80" w:type="dxa"/>
+              <w:end w:w="120" w:type="dxa"/>
+            </w:tcMar>
+            <w:vAlign w:val="center"/>
+          </w:tcPr>
+          <w:p>
+            <w:r>
+              <w:rPr>
+                <w:rFonts w:ascii="Calibri" w:hAnsi="Calibri" w:eastAsia="Microsoft YaHei"/>
+                <w:sz w:val="19"/>
+              </w:rPr>
+              <w:t>不存在</w:t>
+            </w:r>
+          </w:p>
+        </w:tc>
+        <w:tc>
+          <w:tcPr>
+            <w:tcW w:type="dxa" w:w="5460"/>
+            <w:tcMar>
+              <w:top w:w="80" w:type="dxa"/>
+              <w:start w:w="120" w:type="dxa"/>
+              <w:bottom w:w="80" w:type="dxa"/>
+              <w:end w:w="120" w:type="dxa"/>
+            </w:tcMar>
+            <w:vAlign w:val="center"/>
+          </w:tcPr>
+          <w:p>
+            <w:r>
+              <w:rPr>
+                <w:rFonts w:ascii="Calibri" w:hAnsi="Calibri" w:eastAsia="Microsoft YaHei"/>
+                <w:sz w:val="19"/>
+              </w:rPr>
+              <w:t>单独安全设计、凭据和发布审批</w:t>
+            </w:r>
+          </w:p>
+        </w:tc>
+      </w:tr>
+      <w:tr>
+        <w:trPr>
+          <w:cantSplit/>
+        </w:trPr>
+        <w:tc>
+          <w:tcPr>
+            <w:tcW w:type="dxa" w:w="2200"/>
+            <w:tcMar>
+              <w:top w:w="80" w:type="dxa"/>
+              <w:start w:w="120" w:type="dxa"/>
+              <w:bottom w:w="80" w:type="dxa"/>
+              <w:end w:w="120" w:type="dxa"/>
+            </w:tcMar>
+            <w:vAlign w:val="center"/>
+          </w:tcPr>
+          <w:p>
+            <w:r>
+              <w:rPr>
+                <w:rFonts w:ascii="Calibri" w:hAnsi="Calibri" w:eastAsia="Microsoft YaHei"/>
+                <w:sz w:val="19"/>
+              </w:rPr>
+              <w:t>Live launch</w:t>
+            </w:r>
+          </w:p>
+        </w:tc>
+        <w:tc>
+          <w:tcPr>
+            <w:tcW w:type="dxa" w:w="1700"/>
+            <w:tcMar>
+              <w:top w:w="80" w:type="dxa"/>
+              <w:start w:w="120" w:type="dxa"/>
+              <w:bottom w:w="80" w:type="dxa"/>
+              <w:end w:w="120" w:type="dxa"/>
+            </w:tcMar>
+            <w:vAlign w:val="center"/>
+          </w:tcPr>
+          <w:p>
+            <w:r>
+              <w:rPr>
+                <w:rFonts w:ascii="Calibri" w:hAnsi="Calibri" w:eastAsia="Microsoft YaHei"/>
+                <w:sz w:val="19"/>
+              </w:rPr>
+              <w:t>BLOCKED</w:t>
+            </w:r>
+          </w:p>
+        </w:tc>
+        <w:tc>
+          <w:tcPr>
+            <w:tcW w:type="dxa" w:w="5460"/>
+            <w:tcMar>
+              <w:top w:w="80" w:type="dxa"/>
+              <w:start w:w="120" w:type="dxa"/>
+              <w:bottom w:w="80" w:type="dxa"/>
+              <w:end w:w="120" w:type="dxa"/>
+            </w:tcMar>
+            <w:vAlign w:val="center"/>
+          </w:tcPr>
+          <w:p>
+            <w:r>
+              <w:rPr>
+                <w:rFonts w:ascii="Calibri" w:hAnsi="Calibri" w:eastAsia="Microsoft YaHei"/>
+                <w:sz w:val="19"/>
+              </w:rPr>
+              <w:t>全部 P0 READY + 独立验证 + 发布授权</w:t>
+            </w:r>
+          </w:p>
+        </w:tc>
+      </w:tr>
+    </w:tbl>
+    <w:p>
+      <w:pPr>
+        <w:spacing w:after="40"/>
+      </w:pPr>
+    </w:p>
+    <w:p>
+      <w:pPr>
+        <w:pStyle w:val="Heading1"/>
+      </w:pPr>
+      <w:r>
+        <w:t>11. Loop 发布流程</w:t>
+      </w:r>
+    </w:p>
+    <w:p>
+      <w:pPr>
+        <w:pStyle w:val="ListBullet"/>
+      </w:pPr>
+      <w:r>
+        <w:rPr>
+          <w:rFonts w:ascii="Calibri" w:hAnsi="Calibri" w:eastAsia="Microsoft YaHei"/>
+        </w:rPr>
+        <w:t>Maker 完成代码、近端测试和文档；Verifier 证据单独记录。</w:t>
+      </w:r>
+    </w:p>
+    <w:p>
+      <w:pPr>
+        <w:pStyle w:val="ListBullet"/>
+      </w:pPr>
+      <w:r>
+        <w:rPr>
+          <w:rFonts w:ascii="Calibri" w:hAnsi="Calibri" w:eastAsia="Microsoft YaHei"/>
+        </w:rPr>
+        <w:t>重要结论标记事实、推断、未知和决策。</w:t>
+      </w:r>
+    </w:p>
+    <w:p>
+      <w:pPr>
+        <w:pStyle w:val="ListBullet"/>
+      </w:pPr>
+      <w:r>
+        <w:rPr>
+          <w:rFonts w:ascii="Calibri" w:hAnsi="Calibri" w:eastAsia="Microsoft YaHei"/>
+        </w:rPr>
+        <w:t>最后一次编辑后只执行 VERIFY -&gt; SEAL -&gt; CLEANUP -&gt; FINAL。</w:t>
+      </w:r>
+    </w:p>
+    <w:p>
+      <w:pPr>
+        <w:pStyle w:val="ListBullet"/>
+      </w:pPr>
+      <w:r>
+        <w:rPr>
+          <w:rFonts w:ascii="Calibri" w:hAnsi="Calibri" w:eastAsia="Microsoft YaHei"/>
+        </w:rPr>
+        <w:t>Git push、远程合并、云发布和实盘权限仍需目标信息和单独授权。</w:t>
       </w:r>
     </w:p>
     <w:sectPr>
@@ -1702,8 +2941,17 @@
         <w:color w:val="646A74"/>
         <w:sz w:val="18"/>
       </w:rPr>
-      <w:t>v0.1.0 MVP | Internal working document</w:t>
+      <w:t xml:space="preserve">v0.2.0 | Internal research document | Page </w:t>
     </w:r>
+    <w:fldSimple w:instr="PAGE">
+      <w:r>
+        <w:rPr>
+          <w:color w:val="646A74"/>
+          <w:sz w:val="18"/>
+        </w:rPr>
+        <w:t>1</w:t>
+      </w:r>
+    </w:fldSimple>
   </w:p>
 </w:ftr>
 </file>
@@ -1926,6 +3174,12 @@
   </w:num>
   <w:num w:numId="9">
     <w:abstractNumId w:val="0"/>
+  </w:num>
+  <w:num w:numId="10">
+    <w:abstractNumId w:val="7"/>
+    <w:lvlOverride w:ilvl="0">
+      <w:startOverride w:val="1"/>
+    </w:lvlOverride>
   </w:num>
 </w:numbering>
 </file>

--- a/deliverables/03_开发与部署文档.docx
+++ b/deliverables/03_开发与部署文档.docx
@@ -26,7 +26,7 @@
           <w:color w:val="464A50"/>
           <w:sz w:val="26"/>
         </w:rPr>
-        <w:t>Evidence-to-Alpha v0.2.0</w:t>
+        <w:t>Evidence-to-Alpha v0.3.0</w:t>
       </w:r>
     </w:p>
     <w:p>
@@ -70,7 +70,7 @@
           <w:color w:val="23262B"/>
           <w:sz w:val="21"/>
         </w:rPr>
-        <w:t>v0.2.0 Integration MVP</w:t>
+        <w:t>v0.3.0 Independent Validation</w:t>
       </w:r>
     </w:p>
     <w:p>
@@ -92,7 +92,7 @@
           <w:color w:val="23262B"/>
           <w:sz w:val="21"/>
         </w:rPr>
-        <w:t>2026-08-20</w:t>
+        <w:t>2026-08-21</w:t>
       </w:r>
     </w:p>
     <w:p>
@@ -114,7 +114,7 @@
           <w:color w:val="23262B"/>
           <w:sz w:val="21"/>
         </w:rPr>
-        <w:t>本地集成已验证；外部生产环境待授权</w:t>
+        <w:t>独立验证和本地只读部署已验证；Live 阻断</w:t>
       </w:r>
     </w:p>
     <w:p>
@@ -139,7 +139,7 @@
           <w:rFonts w:ascii="Calibri" w:hAnsi="Calibri" w:eastAsia="Microsoft YaHei"/>
           <w:i w:val="0"/>
         </w:rPr>
-        <w:t>采用薄集成层：News Claws API -&gt; NewsAdapter -&gt; immutable EventSnapshot -&gt; EventSignal -&gt; pre-V4 Overlay -&gt; multi-factor V4 -&gt; T+1 backtest/Paper OMS -&gt; read-only API。</w:t>
+        <w:t>采用薄集成层：News Claws API -&gt; NewsAdapter -&gt; immutable EventSnapshot -&gt; EventSignal -&gt; pre-V4 Overlay -&gt; multi-factor V4 -&gt; T+1 backtest/Paper OMS -&gt; IndependentValidation -&gt; read-only API。</w:t>
       </w:r>
     </w:p>
     <w:p>
@@ -595,6 +595,74 @@
                 <w:sz w:val="19"/>
               </w:rPr>
               <w:t>门控、衰减和 lineage</w:t>
+            </w:r>
+          </w:p>
+        </w:tc>
+      </w:tr>
+      <w:tr>
+        <w:trPr>
+          <w:cantSplit/>
+        </w:trPr>
+        <w:tc>
+          <w:tcPr>
+            <w:tcW w:type="dxa" w:w="1800"/>
+            <w:tcMar>
+              <w:top w:w="80" w:type="dxa"/>
+              <w:start w:w="120" w:type="dxa"/>
+              <w:bottom w:w="80" w:type="dxa"/>
+              <w:end w:w="120" w:type="dxa"/>
+            </w:tcMar>
+            <w:vAlign w:val="center"/>
+          </w:tcPr>
+          <w:p>
+            <w:r>
+              <w:rPr>
+                <w:rFonts w:ascii="Calibri" w:hAnsi="Calibri" w:eastAsia="Microsoft YaHei"/>
+                <w:sz w:val="19"/>
+              </w:rPr>
+              <w:t>Independent Validation</w:t>
+            </w:r>
+          </w:p>
+        </w:tc>
+        <w:tc>
+          <w:tcPr>
+            <w:tcW w:type="dxa" w:w="2750"/>
+            <w:tcMar>
+              <w:top w:w="80" w:type="dxa"/>
+              <w:start w:w="120" w:type="dxa"/>
+              <w:bottom w:w="80" w:type="dxa"/>
+              <w:end w:w="120" w:type="dxa"/>
+            </w:tcMar>
+            <w:vAlign w:val="center"/>
+          </w:tcPr>
+          <w:p>
+            <w:r>
+              <w:rPr>
+                <w:rFonts w:ascii="Calibri" w:hAnsi="Calibri" w:eastAsia="Microsoft YaHei"/>
+                <w:sz w:val="19"/>
+              </w:rPr>
+              <w:t>independent_validation.py</w:t>
+            </w:r>
+          </w:p>
+        </w:tc>
+        <w:tc>
+          <w:tcPr>
+            <w:tcW w:type="dxa" w:w="4810"/>
+            <w:tcMar>
+              <w:top w:w="80" w:type="dxa"/>
+              <w:start w:w="120" w:type="dxa"/>
+              <w:bottom w:w="80" w:type="dxa"/>
+              <w:end w:w="120" w:type="dxa"/>
+            </w:tcMar>
+            <w:vAlign w:val="center"/>
+          </w:tcPr>
+          <w:p>
+            <w:r>
+              <w:rPr>
+                <w:rFonts w:ascii="Calibri" w:hAnsi="Calibri" w:eastAsia="Microsoft YaHei"/>
+                <w:sz w:val="19"/>
+              </w:rPr>
+              <w:t>按时间划分 IS/OOS、滚动折叠、稳健性门禁和三态决策</w:t>
             </w:r>
           </w:p>
         </w:tc>
@@ -1679,6 +1747,53 @@
                 <w:rFonts w:ascii="Calibri" w:hAnsi="Calibri" w:eastAsia="Microsoft YaHei"/>
                 <w:sz w:val="19"/>
               </w:rPr>
+              <w:t>独立验证演示</w:t>
+            </w:r>
+          </w:p>
+        </w:tc>
+        <w:tc>
+          <w:tcPr>
+            <w:tcW w:type="dxa" w:w="7460"/>
+            <w:tcMar>
+              <w:top w:w="80" w:type="dxa"/>
+              <w:start w:w="120" w:type="dxa"/>
+              <w:bottom w:w="80" w:type="dxa"/>
+              <w:end w:w="120" w:type="dxa"/>
+            </w:tcMar>
+            <w:vAlign w:val="center"/>
+          </w:tcPr>
+          <w:p>
+            <w:r>
+              <w:rPr>
+                <w:rFonts w:ascii="Calibri" w:hAnsi="Calibri" w:eastAsia="Microsoft YaHei"/>
+                <w:sz w:val="19"/>
+              </w:rPr>
+              <w:t>python -m evidence_alpha demo --output-dir artifacts/demo-v0.3</w:t>
+            </w:r>
+          </w:p>
+        </w:tc>
+      </w:tr>
+      <w:tr>
+        <w:trPr>
+          <w:cantSplit/>
+        </w:trPr>
+        <w:tc>
+          <w:tcPr>
+            <w:tcW w:type="dxa" w:w="1900"/>
+            <w:tcMar>
+              <w:top w:w="80" w:type="dxa"/>
+              <w:start w:w="120" w:type="dxa"/>
+              <w:bottom w:w="80" w:type="dxa"/>
+              <w:end w:w="120" w:type="dxa"/>
+            </w:tcMar>
+            <w:vAlign w:val="center"/>
+          </w:tcPr>
+          <w:p>
+            <w:r>
+              <w:rPr>
+                <w:rFonts w:ascii="Calibri" w:hAnsi="Calibri" w:eastAsia="Microsoft YaHei"/>
+                <w:sz w:val="19"/>
+              </w:rPr>
               <w:t>新闻导出</w:t>
             </w:r>
           </w:p>
@@ -2027,6 +2142,53 @@
                 <w:rFonts w:ascii="Calibri" w:hAnsi="Calibri" w:eastAsia="Microsoft YaHei"/>
                 <w:sz w:val="19"/>
               </w:rPr>
+              <w:t>independent_validation.json</w:t>
+            </w:r>
+          </w:p>
+        </w:tc>
+        <w:tc>
+          <w:tcPr>
+            <w:tcW w:type="dxa" w:w="6060"/>
+            <w:tcMar>
+              <w:top w:w="80" w:type="dxa"/>
+              <w:start w:w="120" w:type="dxa"/>
+              <w:bottom w:w="80" w:type="dxa"/>
+              <w:end w:w="120" w:type="dxa"/>
+            </w:tcMar>
+            <w:vAlign w:val="center"/>
+          </w:tcPr>
+          <w:p>
+            <w:r>
+              <w:rPr>
+                <w:rFonts w:ascii="Calibri" w:hAnsi="Calibri" w:eastAsia="Microsoft YaHei"/>
+                <w:sz w:val="19"/>
+              </w:rPr>
+              <w:t>IS/OOS 分区、滚动折叠、场景收益、门禁和三态结论</w:t>
+            </w:r>
+          </w:p>
+        </w:tc>
+      </w:tr>
+      <w:tr>
+        <w:trPr>
+          <w:cantSplit/>
+        </w:trPr>
+        <w:tc>
+          <w:tcPr>
+            <w:tcW w:type="dxa" w:w="3300"/>
+            <w:tcMar>
+              <w:top w:w="80" w:type="dxa"/>
+              <w:start w:w="120" w:type="dxa"/>
+              <w:bottom w:w="80" w:type="dxa"/>
+              <w:end w:w="120" w:type="dxa"/>
+            </w:tcMar>
+            <w:vAlign w:val="center"/>
+          </w:tcPr>
+          <w:p>
+            <w:r>
+              <w:rPr>
+                <w:rFonts w:ascii="Calibri" w:hAnsi="Calibri" w:eastAsia="Microsoft YaHei"/>
+                <w:sz w:val="19"/>
+              </w:rPr>
               <w:t>signals.json / orders.json / fills.json</w:t>
             </w:r>
           </w:p>
@@ -2216,7 +2378,18 @@
         <w:rPr>
           <w:rFonts w:ascii="Calibri" w:hAnsi="Calibri" w:eastAsia="Microsoft YaHei"/>
         </w:rPr>
-        <w:t>13/13 unittest 通过，覆盖时间、版本、synthetic、证据、宽/长表、融合、OMS、API 和回归。</w:t>
+        <w:t>21/21 unittest 通过；ResourceWarning 按错误处理后仍为零。</w:t>
+      </w:r>
+    </w:p>
+    <w:p>
+      <w:pPr>
+        <w:pStyle w:val="ListBullet"/>
+      </w:pPr>
+      <w:r>
+        <w:rPr>
+          <w:rFonts w:ascii="Calibri" w:hAnsi="Calibri" w:eastAsia="Microsoft YaHei"/>
+        </w:rPr>
+        <w:t>独立验证覆盖正向 PROMOTE、负向 OOS REJECT、小样本 INCONCLUSIVE、泄漏、未知引用、坏行和非有限场景值。</w:t>
       </w:r>
     </w:p>
     <w:p>
@@ -2305,7 +2478,7 @@
           <w:rFonts w:ascii="Calibri" w:hAnsi="Calibri" w:eastAsia="Microsoft YaHei"/>
           <w:i w:val="0"/>
         </w:rPr>
-        <w:t>启动 serve，并把 artifact directory 指向已验证集成产物。服务只读取工作区文件；未知路径返回 404，POST 返回 405。</w:t>
+        <w:t>启动 serve，并把 artifact directory 指向已验证产物。服务只读取工作区文件；独立验证由 /api/v1/runs/latest/independent-validation 提供；未知路径返回 404，POST 返回 405。</w:t>
       </w:r>
     </w:p>
     <w:p>
@@ -2628,7 +2801,7 @@
                 <w:rFonts w:ascii="Calibri" w:hAnsi="Calibri" w:eastAsia="Microsoft YaHei"/>
                 <w:sz w:val="19"/>
               </w:rPr>
-              <w:t>缺失</w:t>
+              <w:t>机制完成；数据缺失</w:t>
             </w:r>
           </w:p>
         </w:tc>
@@ -2649,7 +2822,7 @@
                 <w:rFonts w:ascii="Calibri" w:hAnsi="Calibri" w:eastAsia="Microsoft YaHei"/>
                 <w:sz w:val="19"/>
               </w:rPr>
-              <w:t>真实样本、滚动 OOS、消融和成本压力</w:t>
+              <w:t>真实样本通过滚动 OOS、placebo、延迟和成本压力</w:t>
             </w:r>
           </w:p>
         </w:tc>
@@ -2913,7 +3086,7 @@
         <w:rPr>
           <w:rFonts w:ascii="Calibri" w:hAnsi="Calibri" w:eastAsia="Microsoft YaHei"/>
         </w:rPr>
-        <w:t>Git push、远程合并、云发布和实盘权限仍需目标信息和单独授权。</w:t>
+        <w:t>私有 GitHub 合并和本地只读部署在本轮授权内；云发布、券商和实盘仍需单独授权。</w:t>
       </w:r>
     </w:p>
     <w:sectPr>
@@ -2941,7 +3114,7 @@
         <w:color w:val="646A74"/>
         <w:sz w:val="18"/>
       </w:rPr>
-      <w:t xml:space="preserve">v0.2.0 | Internal research document | Page </w:t>
+      <w:t xml:space="preserve">v0.3.0 | Internal research document | Page </w:t>
     </w:r>
     <w:fldSimple w:instr="PAGE">
       <w:r>

--- a/deliverables/03_开发与部署文档.docx
+++ b/deliverables/03_开发与部署文档.docx
@@ -26,7 +26,7 @@
           <w:color w:val="464A50"/>
           <w:sz w:val="26"/>
         </w:rPr>
-        <w:t>Evidence-to-Alpha v0.3.0</w:t>
+        <w:t>Evidence-to-Alpha v0.4.0</w:t>
       </w:r>
     </w:p>
     <w:p>
@@ -70,7 +70,7 @@
           <w:color w:val="23262B"/>
           <w:sz w:val="21"/>
         </w:rPr>
-        <w:t>v0.3.0 Independent Validation</w:t>
+        <w:t>v0.4.0 Integrated Validation</w:t>
       </w:r>
     </w:p>
     <w:p>
@@ -114,7 +114,7 @@
           <w:color w:val="23262B"/>
           <w:sz w:val="21"/>
         </w:rPr>
-        <w:t>独立验证和本地只读部署已验证；Live 阻断</w:t>
+        <w:t>集成独立验证和本地只读部署已验证；Live 阻断</w:t>
       </w:r>
     </w:p>
     <w:p>
@@ -458,7 +458,7 @@
                 <w:rFonts w:ascii="Calibri" w:hAnsi="Calibri" w:eastAsia="Microsoft YaHei"/>
                 <w:sz w:val="19"/>
               </w:rPr>
-              <w:t>重叠、三路组合、预 V4、外部验证、Paper OMS</w:t>
+              <w:t>重叠、三路组合、预 V4、事件研究、五场景、独立验证、标准审计、Paper OMS</w:t>
             </w:r>
           </w:p>
         </w:tc>
@@ -1768,7 +1768,7 @@
                 <w:rFonts w:ascii="Calibri" w:hAnsi="Calibri" w:eastAsia="Microsoft YaHei"/>
                 <w:sz w:val="19"/>
               </w:rPr>
-              <w:t>python -m evidence_alpha demo --output-dir artifacts/demo-v0.3</w:t>
+              <w:t>python -m evidence_alpha demo --output-dir artifacts/demo-v0.4</w:t>
             </w:r>
           </w:p>
         </w:tc>
@@ -1935,7 +1935,7 @@
           <w:rFonts w:ascii="Calibri" w:hAnsi="Calibri" w:eastAsia="Microsoft YaHei"/>
           <w:i w:val="0"/>
         </w:rPr>
-        <w:t>python -m evidence_alpha integrate --news-base-url http://127.0.0.1:8765 --factor-root &lt;multi-factor-root&gt; --asof &lt;timezone-aware-timestamp&gt; --output-dir artifacts/integrated --run-factor-v4 --run-factor-backtests</w:t>
+        <w:t>python -m evidence_alpha integrate --news-base-url http://127.0.0.1:8765 --factor-root &lt;multi-factor-root&gt; --asof &lt;timezone-aware-timestamp&gt; --benchmark SPY --data-classification unknown --minimum-event-count 30 --minimum-oos-events 10 --rolling-folds 3 --primary-window-days 5 --output-dir artifacts/integrated --run-factor-v4 --run-factor-backtests</w:t>
       </w:r>
     </w:p>
     <w:p>
@@ -2117,6 +2117,100 @@
                 <w:sz w:val="19"/>
               </w:rPr>
               <w:t>机器可读集成门禁</w:t>
+            </w:r>
+          </w:p>
+        </w:tc>
+      </w:tr>
+      <w:tr>
+        <w:trPr>
+          <w:cantSplit/>
+        </w:trPr>
+        <w:tc>
+          <w:tcPr>
+            <w:tcW w:type="dxa" w:w="3300"/>
+            <w:tcMar>
+              <w:top w:w="80" w:type="dxa"/>
+              <w:start w:w="120" w:type="dxa"/>
+              <w:bottom w:w="80" w:type="dxa"/>
+              <w:end w:w="120" w:type="dxa"/>
+            </w:tcMar>
+            <w:vAlign w:val="center"/>
+          </w:tcPr>
+          <w:p>
+            <w:r>
+              <w:rPr>
+                <w:rFonts w:ascii="Calibri" w:hAnsi="Calibri" w:eastAsia="Microsoft YaHei"/>
+                <w:sz w:val="19"/>
+              </w:rPr>
+              <w:t>audit.json</w:t>
+            </w:r>
+          </w:p>
+        </w:tc>
+        <w:tc>
+          <w:tcPr>
+            <w:tcW w:type="dxa" w:w="6060"/>
+            <w:tcMar>
+              <w:top w:w="80" w:type="dxa"/>
+              <w:start w:w="120" w:type="dxa"/>
+              <w:bottom w:w="80" w:type="dxa"/>
+              <w:end w:w="120" w:type="dxa"/>
+            </w:tcMar>
+            <w:vAlign w:val="center"/>
+          </w:tcPr>
+          <w:p>
+            <w:r>
+              <w:rPr>
+                <w:rFonts w:ascii="Calibri" w:hAnsi="Calibri" w:eastAsia="Microsoft YaHei"/>
+                <w:sz w:val="19"/>
+              </w:rPr>
+              <w:t>标准门禁列表、三态决策、事实/推断/未知；供 verify 使用</w:t>
+            </w:r>
+          </w:p>
+        </w:tc>
+      </w:tr>
+      <w:tr>
+        <w:trPr>
+          <w:cantSplit/>
+        </w:trPr>
+        <w:tc>
+          <w:tcPr>
+            <w:tcW w:type="dxa" w:w="3300"/>
+            <w:tcMar>
+              <w:top w:w="80" w:type="dxa"/>
+              <w:start w:w="120" w:type="dxa"/>
+              <w:bottom w:w="80" w:type="dxa"/>
+              <w:end w:w="120" w:type="dxa"/>
+            </w:tcMar>
+            <w:vAlign w:val="center"/>
+          </w:tcPr>
+          <w:p>
+            <w:r>
+              <w:rPr>
+                <w:rFonts w:ascii="Calibri" w:hAnsi="Calibri" w:eastAsia="Microsoft YaHei"/>
+                <w:sz w:val="19"/>
+              </w:rPr>
+              <w:t>event_study.csv</w:t>
+            </w:r>
+          </w:p>
+        </w:tc>
+        <w:tc>
+          <w:tcPr>
+            <w:tcW w:type="dxa" w:w="6060"/>
+            <w:tcMar>
+              <w:top w:w="80" w:type="dxa"/>
+              <w:start w:w="120" w:type="dxa"/>
+              <w:bottom w:w="80" w:type="dxa"/>
+              <w:end w:w="120" w:type="dxa"/>
+            </w:tcMar>
+            <w:vAlign w:val="center"/>
+          </w:tcPr>
+          <w:p>
+            <w:r>
+              <w:rPr>
+                <w:rFonts w:ascii="Calibri" w:hAnsi="Calibri" w:eastAsia="Microsoft YaHei"/>
+                <w:sz w:val="19"/>
+              </w:rPr>
+              <w:t>逐事件、ticker、1/3/5/20 日窗口及异常收益状态</w:t>
             </w:r>
           </w:p>
         </w:tc>
@@ -2378,7 +2472,7 @@
         <w:rPr>
           <w:rFonts w:ascii="Calibri" w:hAnsi="Calibri" w:eastAsia="Microsoft YaHei"/>
         </w:rPr>
-        <w:t>21/21 unittest 通过；ResourceWarning 按错误处理后仍为零。</w:t>
+        <w:t>22/22 unittest 通过；ResourceWarning 按错误处理后仍为零。</w:t>
       </w:r>
     </w:p>
     <w:p>
@@ -2390,6 +2484,17 @@
           <w:rFonts w:ascii="Calibri" w:hAnsi="Calibri" w:eastAsia="Microsoft YaHei"/>
         </w:rPr>
         <w:t>独立验证覆盖正向 PROMOTE、负向 OOS REJECT、小样本 INCONCLUSIVE、泄漏、未知引用、坏行和非有限场景值。</w:t>
+      </w:r>
+    </w:p>
+    <w:p>
+      <w:pPr>
+        <w:pStyle w:val="ListBullet"/>
+      </w:pPr>
+      <w:r>
+        <w:rPr>
+          <w:rFonts w:ascii="Calibri" w:hAnsi="Calibri" w:eastAsia="Microsoft YaHei"/>
+        </w:rPr>
+        <w:t>integrate 回归覆盖 synthetic 强制分类、缺失/非有限场景拒绝、真实正向样本晋级、过期行情阻断、CLI verify 和 API 制品读取。</w:t>
       </w:r>
     </w:p>
     <w:p>
@@ -2433,7 +2538,7 @@
         <w:rPr>
           <w:rFonts w:ascii="Calibri" w:hAnsi="Calibri" w:eastAsia="Microsoft YaHei"/>
         </w:rPr>
-        <w:t>三路 run_backtest.py return code 均为 0；集成门禁 11/11。</w:t>
+        <w:t>运行 INT-3294801BE2C27699：三路 run_backtest.py 均 PASS；V4 loader PASS；13/13 集成硬门禁通过；event study 8 行。</w:t>
       </w:r>
     </w:p>
     <w:p>
@@ -2453,7 +2558,7 @@
           <w:rFonts w:ascii="Calibri" w:hAnsi="Calibri" w:eastAsia="Microsoft YaHei"/>
           <w:i w:val="0"/>
         </w:rPr>
-        <w:t>两日 synthetic 夹具产生的年化、Sharpe 和换手没有统计意义，只证明接口和执行流程。当前研究决策为 INCONCLUSIVE。</w:t>
+        <w:t>三日 synthetic 夹具产生的年化、Sharpe 和换手没有统计意义，只证明接口和执行流程。5 日主窗口仍无可用事件，当前研究决策为 INCONCLUSIVE。</w:t>
       </w:r>
     </w:p>
     <w:p>
@@ -2478,7 +2583,7 @@
           <w:rFonts w:ascii="Calibri" w:hAnsi="Calibri" w:eastAsia="Microsoft YaHei"/>
           <w:i w:val="0"/>
         </w:rPr>
-        <w:t>启动 serve，并把 artifact directory 指向已验证产物。服务只读取工作区文件；独立验证由 /api/v1/runs/latest/independent-validation 提供；未知路径返回 404，POST 返回 405。</w:t>
+        <w:t>启动 serve，并把 artifact directory 指向已验证产物。服务只读取工作区文件；事件研究和独立验证分别由 /api/v1/runs/latest/event-study 与 /api/v1/runs/latest/independent-validation 提供；未知路径返回 404，POST 返回 405。</w:t>
       </w:r>
     </w:p>
     <w:p>
@@ -3114,7 +3219,7 @@
         <w:color w:val="646A74"/>
         <w:sz w:val="18"/>
       </w:rPr>
-      <w:t xml:space="preserve">v0.3.0 | Internal research document | Page </w:t>
+      <w:t xml:space="preserve">v0.4.0 | Internal research document | Page </w:t>
     </w:r>
     <w:fldSimple w:instr="PAGE">
       <w:r>

--- a/deliverables/03_开发与部署文档.docx
+++ b/deliverables/03_开发与部署文档.docx
@@ -26,7 +26,7 @@
           <w:color w:val="464A50"/>
           <w:sz w:val="26"/>
         </w:rPr>
-        <w:t>Evidence-to-Alpha v0.4.0</w:t>
+        <w:t>Evidence-to-Alpha v0.5.0</w:t>
       </w:r>
     </w:p>
     <w:p>
@@ -70,7 +70,7 @@
           <w:color w:val="23262B"/>
           <w:sz w:val="21"/>
         </w:rPr>
-        <w:t>v0.4.0 Integrated Validation</w:t>
+        <w:t>v0.5.0 Real-Data Readiness Preflight</w:t>
       </w:r>
     </w:p>
     <w:p>
@@ -114,7 +114,7 @@
           <w:color w:val="23262B"/>
           <w:sz w:val="21"/>
         </w:rPr>
-        <w:t>集成独立验证和本地只读部署已验证；Live 阻断</w:t>
+        <w:t>真实数据预检机制已验证；真实输入和 Live 仍阻断</w:t>
       </w:r>
     </w:p>
     <w:p>
@@ -730,7 +730,7 @@
                 <w:rFonts w:ascii="Calibri" w:hAnsi="Calibri" w:eastAsia="Microsoft YaHei"/>
                 <w:sz w:val="19"/>
               </w:rPr>
-              <w:t>只读 artifact 服务和可复现命令</w:t>
+              <w:t>只读 artifact 服务、inspect-panel、readiness 和可复现命令</w:t>
             </w:r>
           </w:p>
         </w:tc>
@@ -1251,7 +1251,7 @@
                 <w:rFonts w:ascii="Calibri" w:hAnsi="Calibri" w:eastAsia="Microsoft YaHei"/>
                 <w:sz w:val="19"/>
               </w:rPr>
-              <w:t>date,ticker,adj_close 或 date + ticker columns</w:t>
+              <w:t>date,ticker,adj_close/total_return_index 或宽表</w:t>
             </w:r>
           </w:p>
         </w:tc>
@@ -1816,6 +1816,100 @@
                 <w:sz w:val="19"/>
               </w:rPr>
               <w:t>python -m evidence_alpha news-export --news-base-url http://127.0.0.1:8765 --output-dir artifacts/news</w:t>
+            </w:r>
+          </w:p>
+        </w:tc>
+      </w:tr>
+      <w:tr>
+        <w:trPr>
+          <w:cantSplit/>
+        </w:trPr>
+        <w:tc>
+          <w:tcPr>
+            <w:tcW w:type="dxa" w:w="1900"/>
+            <w:tcMar>
+              <w:top w:w="80" w:type="dxa"/>
+              <w:start w:w="120" w:type="dxa"/>
+              <w:bottom w:w="80" w:type="dxa"/>
+              <w:end w:w="120" w:type="dxa"/>
+            </w:tcMar>
+            <w:vAlign w:val="center"/>
+          </w:tcPr>
+          <w:p>
+            <w:r>
+              <w:rPr>
+                <w:rFonts w:ascii="Calibri" w:hAnsi="Calibri" w:eastAsia="Microsoft YaHei"/>
+                <w:sz w:val="19"/>
+              </w:rPr>
+              <w:t>市场输入检查</w:t>
+            </w:r>
+          </w:p>
+        </w:tc>
+        <w:tc>
+          <w:tcPr>
+            <w:tcW w:type="dxa" w:w="7460"/>
+            <w:tcMar>
+              <w:top w:w="80" w:type="dxa"/>
+              <w:start w:w="120" w:type="dxa"/>
+              <w:bottom w:w="80" w:type="dxa"/>
+              <w:end w:w="120" w:type="dxa"/>
+            </w:tcMar>
+            <w:vAlign w:val="center"/>
+          </w:tcPr>
+          <w:p>
+            <w:r>
+              <w:rPr>
+                <w:rFonts w:ascii="Calibri" w:hAnsi="Calibri" w:eastAsia="Microsoft YaHei"/>
+                <w:sz w:val="19"/>
+              </w:rPr>
+              <w:t>python -m evidence_alpha inspect-panel --input &lt;file&gt; --kind &lt;factor_weights|adjusted_prices&gt;</w:t>
+            </w:r>
+          </w:p>
+        </w:tc>
+      </w:tr>
+      <w:tr>
+        <w:trPr>
+          <w:cantSplit/>
+        </w:trPr>
+        <w:tc>
+          <w:tcPr>
+            <w:tcW w:type="dxa" w:w="1900"/>
+            <w:tcMar>
+              <w:top w:w="80" w:type="dxa"/>
+              <w:start w:w="120" w:type="dxa"/>
+              <w:bottom w:w="80" w:type="dxa"/>
+              <w:end w:w="120" w:type="dxa"/>
+            </w:tcMar>
+            <w:vAlign w:val="center"/>
+          </w:tcPr>
+          <w:p>
+            <w:r>
+              <w:rPr>
+                <w:rFonts w:ascii="Calibri" w:hAnsi="Calibri" w:eastAsia="Microsoft YaHei"/>
+                <w:sz w:val="19"/>
+              </w:rPr>
+              <w:t>发布就绪检查</w:t>
+            </w:r>
+          </w:p>
+        </w:tc>
+        <w:tc>
+          <w:tcPr>
+            <w:tcW w:type="dxa" w:w="7460"/>
+            <w:tcMar>
+              <w:top w:w="80" w:type="dxa"/>
+              <w:start w:w="120" w:type="dxa"/>
+              <w:bottom w:w="80" w:type="dxa"/>
+              <w:end w:w="120" w:type="dxa"/>
+            </w:tcMar>
+            <w:vAlign w:val="center"/>
+          </w:tcPr>
+          <w:p>
+            <w:r>
+              <w:rPr>
+                <w:rFonts w:ascii="Calibri" w:hAnsi="Calibri" w:eastAsia="Microsoft YaHei"/>
+                <w:sz w:val="19"/>
+              </w:rPr>
+              <w:t>python -m evidence_alpha readiness --artifact-dir &lt;integrated&gt; --pb-ingestion-manifest &lt;manifest&gt; ...</w:t>
             </w:r>
           </w:p>
         </w:tc>
@@ -2472,7 +2566,7 @@
         <w:rPr>
           <w:rFonts w:ascii="Calibri" w:hAnsi="Calibri" w:eastAsia="Microsoft YaHei"/>
         </w:rPr>
-        <w:t>22/22 unittest 通过；ResourceWarning 按错误处理后仍为零。</w:t>
+        <w:t>63/63 unittest 和 8 个 subtest 通过；所有 warning 按错误处理后仍为零。</w:t>
       </w:r>
     </w:p>
     <w:p>
@@ -2559,6 +2653,69 @@
           <w:i w:val="0"/>
         </w:rPr>
         <w:t>三日 synthetic 夹具产生的年化、Sharpe 和换手没有统计意义，只证明接口和执行流程。5 日主窗口仍无可用事件，当前研究决策为 INCONCLUSIVE。</w:t>
+      </w:r>
+    </w:p>
+    <w:p>
+      <w:pPr>
+        <w:pStyle w:val="Heading2"/>
+      </w:pPr>
+      <w:r>
+        <w:t>8.1 v0.5 真实数据门禁</w:t>
+      </w:r>
+    </w:p>
+    <w:p>
+      <w:pPr>
+        <w:pStyle w:val="ListBullet"/>
+      </w:pPr>
+      <w:r>
+        <w:rPr>
+          <w:rFonts w:ascii="Calibri" w:hAnsi="Calibri" w:eastAsia="Microsoft YaHei"/>
+        </w:rPr>
+        <w:t>readiness 重新读取 CSV/Parquet，核对内容覆盖、字段语义、非有限值、重复记录和 SHA-256。</w:t>
+      </w:r>
+    </w:p>
+    <w:p>
+      <w:pPr>
+        <w:pStyle w:val="ListBullet"/>
+      </w:pPr>
+      <w:r>
+        <w:rPr>
+          <w:rFonts w:ascii="Calibri" w:hAnsi="Calibri" w:eastAsia="Microsoft YaHei"/>
+        </w:rPr>
+        <w:t>PB 必须提交真实来源摄取清单；来源、映射、规范化文件哈希全部校验，规范化哈希还要与 validation、dry run、launch bundle 四方一致。</w:t>
+      </w:r>
+    </w:p>
+    <w:p>
+      <w:pPr>
+        <w:pStyle w:val="ListBullet"/>
+      </w:pPr>
+      <w:r>
+        <w:rPr>
+          <w:rFonts w:ascii="Calibri" w:hAnsi="Calibri" w:eastAsia="Microsoft YaHei"/>
+        </w:rPr>
+        <w:t>当前真实 V6.5 权重截至 2026-07-17；显式 adj_close 面板截至 2024-12-31；较新的 TDX 数据为 raw close。</w:t>
+      </w:r>
+    </w:p>
+    <w:p>
+      <w:pPr>
+        <w:pStyle w:val="ListBullet"/>
+      </w:pPr>
+      <w:r>
+        <w:rPr>
+          <w:rFonts w:ascii="Calibri" w:hAnsi="Calibri" w:eastAsia="Microsoft YaHei"/>
+        </w:rPr>
+        <w:t>当前 200 个真实事件均晚于可用市场输入，且缺少稳定 novelty、PIT ticker mapping、真实 PB 和连续 20 个 Paper session。</w:t>
+      </w:r>
+    </w:p>
+    <w:p>
+      <w:pPr>
+        <w:pStyle w:val="ListBullet"/>
+      </w:pPr>
+      <w:r>
+        <w:rPr>
+          <w:rFonts w:ascii="Calibri" w:hAnsi="Calibri" w:eastAsia="Microsoft YaHei"/>
+        </w:rPr>
+        <w:t>封存 readiness 为 BLOCKED：23 个硬失败、0 个主窗口样本、0 个 OOS 样本、0 个验证 Paper session。</w:t>
       </w:r>
     </w:p>
     <w:p>
@@ -2995,7 +3152,7 @@
                 <w:rFonts w:ascii="Calibri" w:hAnsi="Calibri" w:eastAsia="Microsoft YaHei"/>
                 <w:sz w:val="19"/>
               </w:rPr>
-              <w:t>真实 feed + dry-run manifest + acceptance gate</w:t>
+              <w:t>真实来源摄取清单 + 四方哈希一致 + validation/dry-run/launch gate</w:t>
             </w:r>
           </w:p>
         </w:tc>
@@ -3191,7 +3348,7 @@
         <w:rPr>
           <w:rFonts w:ascii="Calibri" w:hAnsi="Calibri" w:eastAsia="Microsoft YaHei"/>
         </w:rPr>
-        <w:t>私有 GitHub 合并和本地只读部署在本轮授权内；云发布、券商和实盘仍需单独授权。</w:t>
+        <w:t>私有 GitHub 发布、合并、标签和 v0.4 替换都必须等待同一真实运行通过全部 readiness 硬门禁。</w:t>
       </w:r>
     </w:p>
     <w:sectPr>
@@ -3219,7 +3376,7 @@
         <w:color w:val="646A74"/>
         <w:sz w:val="18"/>
       </w:rPr>
-      <w:t xml:space="preserve">v0.4.0 | Internal research document | Page </w:t>
+      <w:t xml:space="preserve">v0.5.0 | Internal research document | Page </w:t>
     </w:r>
     <w:fldSimple w:instr="PAGE">
       <w:r>
